--- a/08_Supplements/PRISMA_2020_Checklist.docx
+++ b/08_Supplements/PRISMA_2020_Checklist.docx
@@ -19,7 +19,9 @@
         </w:rPr>
         <w:t>Project: Sustainable Building Materials in Africa (2015–2025): A Rapid Systematic Review</w:t>
         <w:br/>
-        <w:t>Lead Author: Agbeniga Agboola | Repository DOI: 10.5281/zenodo.22771539 | Date: 2026-09-15</w:t>
+        <w:t>Lead Author: Agbeniga Agboola (ORCID: 0009-0005-6878-1661)</w:t>
+        <w:br/>
+        <w:t>Registered OSF Project: https://osf.io/dvukp/ | Permanent Zenodo DOI: 10.5281/zenodo.22771539 | Date: 2026-09-15</w:t>
       </w:r>
     </w:p>
     <w:tbl>

--- a/08_Supplements/PRISMA_2020_Checklist.docx
+++ b/08_Supplements/PRISMA_2020_Checklist.docx
@@ -17,7 +17,7 @@
         <w:rPr>
           <w:i/>
         </w:rPr>
-        <w:t>Project: Sustainable Building Materials in Africa (2015–2025): A Rapid Systematic Review</w:t>
+        <w:t>Project: Sustainable Building Materials in Africa (2015–2025): A Systematic Review</w:t>
         <w:br/>
         <w:t>Lead Author: Agbeniga Agboola (ORCID: 0009-0005-6878-1661)</w:t>
         <w:br/>
@@ -2258,7 +2258,7 @@
               <w:rPr>
                 <w:sz w:val="17"/>
               </w:rPr>
-              <w:t>Section 4.4 (Language limit to English, rapid systematic review scope)</w:t>
+              <w:t>Section 4.4 (Language limit to English, systematic review scope)</w:t>
             </w:r>
           </w:p>
         </w:tc>

--- a/08_Supplements/PRISMA_2020_Checklist.docx
+++ b/08_Supplements/PRISMA_2020_Checklist.docx
@@ -14,12 +14,11 @@
     </w:p>
     <w:p>
       <w:r>
-        <w:rPr>
-          <w:i/>
-        </w:rPr>
         <w:t>Project: Sustainable Building Materials in Africa (2015–2025): A Systematic Review</w:t>
         <w:br/>
         <w:t>Lead Author: Agbeniga Agboola (ORCID: 0009-0005-6878-1661)</w:t>
+        <w:br/>
+        <w:t>Affiliation: Independent Researcher and Civil / Site Engineer</w:t>
         <w:br/>
         <w:t>Registered OSF Project: https://osf.io/dvukp/ | Permanent Zenodo DOI: 10.5281/zenodo.22771539 | Date: 2026-09-15</w:t>
       </w:r>

--- a/08_Supplements/PRISMA_2020_Checklist.docx
+++ b/08_Supplements/PRISMA_2020_Checklist.docx
@@ -1702,10 +1702,7 @@
           </w:tcPr>
           <w:p>
             <w:r>
-              <w:rPr>
-                <w:sz w:val="17"/>
-              </w:rPr>
-              <w:t>Section 3.6, Table 6, and `05_QualityAppraisal/Appraisal_Summary.xlsx`</w:t>
+              <w:t>Section 4.1, Table 5, and 05_QualityAppraisal/Appraisal_Summary.xlsx</w:t>
             </w:r>
           </w:p>
         </w:tc>
@@ -1779,10 +1776,7 @@
           </w:tcPr>
           <w:p>
             <w:r>
-              <w:rPr>
-                <w:sz w:val="17"/>
-              </w:rPr>
-              <w:t>Section 3.4, Table 3, and `06_Analysis/Synthesis_Tables.xlsx`</w:t>
+              <w:t>Section 3.3–3.8, Tables 1–4, and 06_Analysis/Synthesis_Tables.xlsx</w:t>
             </w:r>
           </w:p>
         </w:tc>
@@ -1860,10 +1854,7 @@
           </w:tcPr>
           <w:p>
             <w:r>
-              <w:rPr>
-                <w:sz w:val="17"/>
-              </w:rPr>
-              <w:t>Section 3.2–3.7, Figures 1–5, and Tables 1–5</w:t>
+              <w:t>Section 3.1–3.8, Figures 1–5, and Tables 1–5</w:t>
             </w:r>
           </w:p>
         </w:tc>
@@ -1937,10 +1928,7 @@
           </w:tcPr>
           <w:p>
             <w:r>
-              <w:rPr>
-                <w:sz w:val="17"/>
-              </w:rPr>
-              <w:t>Section 3.3, 3.4, 3.7 (Material variant and regional analysis)</w:t>
+              <w:t>Section 3.3, 3.4, 3.8 (Material variant and regional analysis)</w:t>
             </w:r>
           </w:p>
         </w:tc>
@@ -2018,10 +2006,7 @@
           </w:tcPr>
           <w:p>
             <w:r>
-              <w:rPr>
-                <w:sz w:val="17"/>
-              </w:rPr>
-              <w:t>Section 3.6 (100% low risk of bias compliance under JBI criteria)</w:t>
+              <w:t>Section 4.1 (100% low risk of bias compliance under JBI criteria)</w:t>
             </w:r>
           </w:p>
         </w:tc>

--- a/08_Supplements/PRISMA_2020_Checklist.docx
+++ b/08_Supplements/PRISMA_2020_Checklist.docx
@@ -3,56 +3,112 @@
 <w:document xmlns:wpc="http://schemas.microsoft.com/office/word/2010/wordprocessingCanvas" xmlns:mo="http://schemas.microsoft.com/office/mac/office/2008/main" xmlns:mc="http://schemas.openxmlformats.org/markup-compatibility/2006" xmlns:mv="urn:schemas-microsoft-com:mac:vml" xmlns:o="urn:schemas-microsoft-com:office:office" xmlns:r="http://schemas.openxmlformats.org/officeDocument/2006/relationships" xmlns:m="http://schemas.openxmlformats.org/officeDocument/2006/math" xmlns:v="urn:schemas-microsoft-com:vml" xmlns:wp14="http://schemas.microsoft.com/office/word/2010/wordprocessingDrawing" xmlns:wp="http://schemas.openxmlformats.org/drawingml/2006/wordprocessingDrawing" xmlns:w10="urn:schemas-microsoft-com:office:word" xmlns:w="http://schemas.openxmlformats.org/wordprocessingml/2006/main" xmlns:w14="http://schemas.microsoft.com/office/word/2010/wordml" xmlns:wpg="http://schemas.microsoft.com/office/word/2010/wordprocessingGroup" xmlns:wpi="http://schemas.microsoft.com/office/word/2010/wordprocessingInk" xmlns:wne="http://schemas.microsoft.com/office/word/2006/wordml" xmlns:wps="http://schemas.microsoft.com/office/word/2010/wordprocessingShape" mc:Ignorable="w14 wp14">
   <w:body>
     <w:p>
+      <w:pPr>
+        <w:spacing w:after="240"/>
+      </w:pPr>
       <w:r>
         <w:rPr>
+          <w:rFonts w:ascii="Times New Roman" w:hAnsi="Times New Roman"/>
           <w:b/>
-          <w:color w:val="1F497D"/>
           <w:sz w:val="32"/>
         </w:rPr>
         <w:t>PRISMA 2020 Checklist: Item-by-Item Verification</w:t>
       </w:r>
     </w:p>
     <w:p>
+      <w:pPr>
+        <w:spacing w:after="80"/>
+      </w:pPr>
       <w:r>
-        <w:t>Project: Sustainable Building Materials in Africa (2015–2025): A Systematic Review</w:t>
-        <w:br/>
-        <w:t>Lead Author: Agbeniga Agboola (ORCID: 0009-0005-6878-1661)</w:t>
-        <w:br/>
-        <w:t>Affiliation: Independent Researcher and Civil / Site Engineer</w:t>
-        <w:br/>
-        <w:t>Registered OSF Project: https://osf.io/dvukp/ | Permanent Zenodo DOI: 10.5281/zenodo.22771539 | Date: 2026-09-15</w:t>
+        <w:rPr>
+          <w:rFonts w:ascii="Times New Roman" w:hAnsi="Times New Roman"/>
+          <w:sz w:val="22"/>
+        </w:rPr>
+        <w:t>**Study Title:** Sustainable Building Materials in Africa (2015–2025): A Systematic Evidence Synthesis of Material Classes, Technical Performance, and Implementation Contexts</w:t>
+      </w:r>
+    </w:p>
+    <w:p>
+      <w:pPr>
+        <w:spacing w:after="80"/>
+      </w:pPr>
+      <w:r>
+        <w:rPr>
+          <w:rFonts w:ascii="Times New Roman" w:hAnsi="Times New Roman"/>
+          <w:sz w:val="22"/>
+        </w:rPr>
+        <w:t>**Lead Author:** Agbeniga Agboola ([ORCID: 0009-0005-6878-1661](https://orcid.org/0009-0005-6878-1661))</w:t>
+      </w:r>
+    </w:p>
+    <w:p>
+      <w:pPr>
+        <w:spacing w:after="80"/>
+      </w:pPr>
+      <w:r>
+        <w:rPr>
+          <w:rFonts w:ascii="Times New Roman" w:hAnsi="Times New Roman"/>
+          <w:sz w:val="22"/>
+        </w:rPr>
+        <w:t>**Affiliation:** Independent Researcher and Civil / Site Engineer</w:t>
+      </w:r>
+    </w:p>
+    <w:p>
+      <w:pPr>
+        <w:spacing w:after="80"/>
+      </w:pPr>
+      <w:r>
+        <w:rPr>
+          <w:rFonts w:ascii="Times New Roman" w:hAnsi="Times New Roman"/>
+          <w:sz w:val="22"/>
+        </w:rPr>
+        <w:t>**Registered OSF Project:** [https://osf.io/dvukp/](https://osf.io/dvukp/)</w:t>
+      </w:r>
+    </w:p>
+    <w:p>
+      <w:pPr>
+        <w:spacing w:after="80"/>
+      </w:pPr>
+      <w:r>
+        <w:rPr>
+          <w:rFonts w:ascii="Times New Roman" w:hAnsi="Times New Roman"/>
+          <w:sz w:val="22"/>
+        </w:rPr>
+        <w:t>**Permanent Repository DOI:** [10.5281/zenodo.22771539](https://doi.org/10.5281/zenodo.22771539)</w:t>
+      </w:r>
+    </w:p>
+    <w:p>
+      <w:pPr>
+        <w:spacing w:after="80"/>
+      </w:pPr>
+      <w:r>
+        <w:rPr>
+          <w:rFonts w:ascii="Times New Roman" w:hAnsi="Times New Roman"/>
+          <w:sz w:val="22"/>
+        </w:rPr>
+        <w:t>**Date of Verification:** 2026-09-16</w:t>
       </w:r>
     </w:p>
     <w:tbl>
       <w:tblPr>
         <w:tblW w:type="auto" w:w="0"/>
-        <w:jc w:val="center"/>
         <w:tblLook w:firstColumn="1" w:firstRow="1" w:lastColumn="0" w:lastRow="0" w:noHBand="0" w:noVBand="1" w:val="04A0"/>
       </w:tblPr>
       <w:tblGrid>
-        <w:gridCol w:w="2484"/>
-        <w:gridCol w:w="2484"/>
-        <w:gridCol w:w="2484"/>
-        <w:gridCol w:w="2484"/>
+        <w:gridCol w:w="2340"/>
+        <w:gridCol w:w="2340"/>
+        <w:gridCol w:w="2340"/>
+        <w:gridCol w:w="2340"/>
       </w:tblGrid>
       <w:tr>
         <w:tc>
           <w:tcPr>
-            <w:tcW w:type="dxa" w:w="2484"/>
-            <w:shd w:fill="1F497D"/>
-            <w:tcMar>
-              <w:top w:w="80" w:type="dxa"/>
-              <w:bottom w:w="80" w:type="dxa"/>
-              <w:left w:w="100" w:type="dxa"/>
-              <w:right w:w="100" w:type="dxa"/>
-            </w:tcMar>
+            <w:tcW w:type="dxa" w:w="2340"/>
           </w:tcPr>
           <w:p>
             <w:r>
               <w:rPr>
+                <w:rFonts w:ascii="Times New Roman" w:hAnsi="Times New Roman"/>
                 <w:b/>
-                <w:color w:val="FFFFFF"/>
-                <w:sz w:val="18"/>
+                <w:sz w:val="20"/>
               </w:rPr>
               <w:t>Section &amp; Topic</w:t>
             </w:r>
@@ -60,21 +116,14 @@
         </w:tc>
         <w:tc>
           <w:tcPr>
-            <w:tcW w:type="dxa" w:w="2484"/>
-            <w:shd w:fill="1F497D"/>
-            <w:tcMar>
-              <w:top w:w="80" w:type="dxa"/>
-              <w:bottom w:w="80" w:type="dxa"/>
-              <w:left w:w="100" w:type="dxa"/>
-              <w:right w:w="100" w:type="dxa"/>
-            </w:tcMar>
+            <w:tcW w:type="dxa" w:w="2340"/>
           </w:tcPr>
           <w:p>
             <w:r>
               <w:rPr>
+                <w:rFonts w:ascii="Times New Roman" w:hAnsi="Times New Roman"/>
                 <w:b/>
-                <w:color w:val="FFFFFF"/>
-                <w:sz w:val="18"/>
+                <w:sz w:val="20"/>
               </w:rPr>
               <w:t>Item #</w:t>
             </w:r>
@@ -82,21 +131,14 @@
         </w:tc>
         <w:tc>
           <w:tcPr>
-            <w:tcW w:type="dxa" w:w="2484"/>
-            <w:shd w:fill="1F497D"/>
-            <w:tcMar>
-              <w:top w:w="80" w:type="dxa"/>
-              <w:bottom w:w="80" w:type="dxa"/>
-              <w:left w:w="100" w:type="dxa"/>
-              <w:right w:w="100" w:type="dxa"/>
-            </w:tcMar>
+            <w:tcW w:type="dxa" w:w="2340"/>
           </w:tcPr>
           <w:p>
             <w:r>
               <w:rPr>
+                <w:rFonts w:ascii="Times New Roman" w:hAnsi="Times New Roman"/>
                 <w:b/>
-                <w:color w:val="FFFFFF"/>
-                <w:sz w:val="18"/>
+                <w:sz w:val="20"/>
               </w:rPr>
               <w:t>PRISMA 2020 Checklist Item</w:t>
             </w:r>
@@ -104,21 +146,14 @@
         </w:tc>
         <w:tc>
           <w:tcPr>
-            <w:tcW w:type="dxa" w:w="2484"/>
-            <w:shd w:fill="1F497D"/>
-            <w:tcMar>
-              <w:top w:w="80" w:type="dxa"/>
-              <w:bottom w:w="80" w:type="dxa"/>
-              <w:left w:w="100" w:type="dxa"/>
-              <w:right w:w="100" w:type="dxa"/>
-            </w:tcMar>
+            <w:tcW w:type="dxa" w:w="2340"/>
           </w:tcPr>
           <w:p>
             <w:r>
               <w:rPr>
+                <w:rFonts w:ascii="Times New Roman" w:hAnsi="Times New Roman"/>
                 <w:b/>
-                <w:color w:val="FFFFFF"/>
-                <w:sz w:val="18"/>
+                <w:sz w:val="20"/>
               </w:rPr>
               <w:t>Location in Manuscript / Repository</w:t>
             </w:r>
@@ -128,18 +163,13 @@
       <w:tr>
         <w:tc>
           <w:tcPr>
-            <w:tcW w:type="dxa" w:w="2484"/>
-            <w:tcMar>
-              <w:top w:w="60" w:type="dxa"/>
-              <w:bottom w:w="60" w:type="dxa"/>
-              <w:left w:w="80" w:type="dxa"/>
-              <w:right w:w="80" w:type="dxa"/>
-            </w:tcMar>
+            <w:tcW w:type="dxa" w:w="2340"/>
           </w:tcPr>
           <w:p>
             <w:r>
               <w:rPr>
-                <w:sz w:val="17"/>
+                <w:rFonts w:ascii="Times New Roman" w:hAnsi="Times New Roman"/>
+                <w:sz w:val="19"/>
               </w:rPr>
               <w:t>**TITLE**</w:t>
             </w:r>
@@ -147,18 +177,13 @@
         </w:tc>
         <w:tc>
           <w:tcPr>
-            <w:tcW w:type="dxa" w:w="2484"/>
-            <w:tcMar>
-              <w:top w:w="60" w:type="dxa"/>
-              <w:bottom w:w="60" w:type="dxa"/>
-              <w:left w:w="80" w:type="dxa"/>
-              <w:right w:w="80" w:type="dxa"/>
-            </w:tcMar>
+            <w:tcW w:type="dxa" w:w="2340"/>
           </w:tcPr>
           <w:p>
             <w:r>
               <w:rPr>
-                <w:sz w:val="17"/>
+                <w:rFonts w:ascii="Times New Roman" w:hAnsi="Times New Roman"/>
+                <w:sz w:val="19"/>
               </w:rPr>
               <w:t>1</w:t>
             </w:r>
@@ -166,18 +191,13 @@
         </w:tc>
         <w:tc>
           <w:tcPr>
-            <w:tcW w:type="dxa" w:w="2484"/>
-            <w:tcMar>
-              <w:top w:w="60" w:type="dxa"/>
-              <w:bottom w:w="60" w:type="dxa"/>
-              <w:left w:w="80" w:type="dxa"/>
-              <w:right w:w="80" w:type="dxa"/>
-            </w:tcMar>
+            <w:tcW w:type="dxa" w:w="2340"/>
           </w:tcPr>
           <w:p>
             <w:r>
               <w:rPr>
-                <w:sz w:val="17"/>
+                <w:rFonts w:ascii="Times New Roman" w:hAnsi="Times New Roman"/>
+                <w:sz w:val="19"/>
               </w:rPr>
               <w:t>Identify the report as a systematic review.</w:t>
             </w:r>
@@ -185,20 +205,15 @@
         </w:tc>
         <w:tc>
           <w:tcPr>
-            <w:tcW w:type="dxa" w:w="2484"/>
-            <w:tcMar>
-              <w:top w:w="60" w:type="dxa"/>
-              <w:bottom w:w="60" w:type="dxa"/>
-              <w:left w:w="80" w:type="dxa"/>
-              <w:right w:w="80" w:type="dxa"/>
-            </w:tcMar>
+            <w:tcW w:type="dxa" w:w="2340"/>
           </w:tcPr>
           <w:p>
             <w:r>
               <w:rPr>
-                <w:sz w:val="17"/>
+                <w:rFonts w:ascii="Times New Roman" w:hAnsi="Times New Roman"/>
+                <w:sz w:val="19"/>
               </w:rPr>
-              <w:t>Title, Page 1 (`Manuscript_Draft_v1.md`)</w:t>
+              <w:t>Title, Page 1 (`Manuscript_Draft_v1.md` / `.docx`)</w:t>
             </w:r>
           </w:p>
         </w:tc>
@@ -206,19 +221,13 @@
       <w:tr>
         <w:tc>
           <w:tcPr>
-            <w:tcW w:type="dxa" w:w="2484"/>
-            <w:tcMar>
-              <w:top w:w="60" w:type="dxa"/>
-              <w:bottom w:w="60" w:type="dxa"/>
-              <w:left w:w="80" w:type="dxa"/>
-              <w:right w:w="80" w:type="dxa"/>
-            </w:tcMar>
-            <w:shd w:fill="F2F5F9"/>
+            <w:tcW w:type="dxa" w:w="2340"/>
           </w:tcPr>
           <w:p>
             <w:r>
               <w:rPr>
-                <w:sz w:val="17"/>
+                <w:rFonts w:ascii="Times New Roman" w:hAnsi="Times New Roman"/>
+                <w:sz w:val="19"/>
               </w:rPr>
               <w:t>**ABSTRACT**</w:t>
             </w:r>
@@ -226,19 +235,13 @@
         </w:tc>
         <w:tc>
           <w:tcPr>
-            <w:tcW w:type="dxa" w:w="2484"/>
-            <w:tcMar>
-              <w:top w:w="60" w:type="dxa"/>
-              <w:bottom w:w="60" w:type="dxa"/>
-              <w:left w:w="80" w:type="dxa"/>
-              <w:right w:w="80" w:type="dxa"/>
-            </w:tcMar>
-            <w:shd w:fill="F2F5F9"/>
+            <w:tcW w:type="dxa" w:w="2340"/>
           </w:tcPr>
           <w:p>
             <w:r>
               <w:rPr>
-                <w:sz w:val="17"/>
+                <w:rFonts w:ascii="Times New Roman" w:hAnsi="Times New Roman"/>
+                <w:sz w:val="19"/>
               </w:rPr>
               <w:t>2</w:t>
             </w:r>
@@ -246,19 +249,13 @@
         </w:tc>
         <w:tc>
           <w:tcPr>
-            <w:tcW w:type="dxa" w:w="2484"/>
-            <w:tcMar>
-              <w:top w:w="60" w:type="dxa"/>
-              <w:bottom w:w="60" w:type="dxa"/>
-              <w:left w:w="80" w:type="dxa"/>
-              <w:right w:w="80" w:type="dxa"/>
-            </w:tcMar>
-            <w:shd w:fill="F2F5F9"/>
+            <w:tcW w:type="dxa" w:w="2340"/>
           </w:tcPr>
           <w:p>
             <w:r>
               <w:rPr>
-                <w:sz w:val="17"/>
+                <w:rFonts w:ascii="Times New Roman" w:hAnsi="Times New Roman"/>
+                <w:sz w:val="19"/>
               </w:rPr>
               <w:t>Provide a structured summary.</w:t>
             </w:r>
@@ -266,19 +263,13 @@
         </w:tc>
         <w:tc>
           <w:tcPr>
-            <w:tcW w:type="dxa" w:w="2484"/>
-            <w:tcMar>
-              <w:top w:w="60" w:type="dxa"/>
-              <w:bottom w:w="60" w:type="dxa"/>
-              <w:left w:w="80" w:type="dxa"/>
-              <w:right w:w="80" w:type="dxa"/>
-            </w:tcMar>
-            <w:shd w:fill="F2F5F9"/>
+            <w:tcW w:type="dxa" w:w="2340"/>
           </w:tcPr>
           <w:p>
             <w:r>
               <w:rPr>
-                <w:sz w:val="17"/>
+                <w:rFonts w:ascii="Times New Roman" w:hAnsi="Times New Roman"/>
+                <w:sz w:val="19"/>
               </w:rPr>
               <w:t>Abstract, Pages 1–2 (Background, Objectives, Methods, Results, Conclusions)</w:t>
             </w:r>
@@ -288,18 +279,13 @@
       <w:tr>
         <w:tc>
           <w:tcPr>
-            <w:tcW w:type="dxa" w:w="2484"/>
-            <w:tcMar>
-              <w:top w:w="60" w:type="dxa"/>
-              <w:bottom w:w="60" w:type="dxa"/>
-              <w:left w:w="80" w:type="dxa"/>
-              <w:right w:w="80" w:type="dxa"/>
-            </w:tcMar>
+            <w:tcW w:type="dxa" w:w="2340"/>
           </w:tcPr>
           <w:p>
             <w:r>
               <w:rPr>
-                <w:sz w:val="17"/>
+                <w:rFonts w:ascii="Times New Roman" w:hAnsi="Times New Roman"/>
+                <w:sz w:val="19"/>
               </w:rPr>
               <w:t>**INTRODUCTION**</w:t>
             </w:r>
@@ -307,18 +293,13 @@
         </w:tc>
         <w:tc>
           <w:tcPr>
-            <w:tcW w:type="dxa" w:w="2484"/>
-            <w:tcMar>
-              <w:top w:w="60" w:type="dxa"/>
-              <w:bottom w:w="60" w:type="dxa"/>
-              <w:left w:w="80" w:type="dxa"/>
-              <w:right w:w="80" w:type="dxa"/>
-            </w:tcMar>
+            <w:tcW w:type="dxa" w:w="2340"/>
           </w:tcPr>
           <w:p>
             <w:r>
               <w:rPr>
-                <w:sz w:val="17"/>
+                <w:rFonts w:ascii="Times New Roman" w:hAnsi="Times New Roman"/>
+                <w:sz w:val="19"/>
               </w:rPr>
               <w:t>3</w:t>
             </w:r>
@@ -326,18 +307,13 @@
         </w:tc>
         <w:tc>
           <w:tcPr>
-            <w:tcW w:type="dxa" w:w="2484"/>
-            <w:tcMar>
-              <w:top w:w="60" w:type="dxa"/>
-              <w:bottom w:w="60" w:type="dxa"/>
-              <w:left w:w="80" w:type="dxa"/>
-              <w:right w:w="80" w:type="dxa"/>
-            </w:tcMar>
+            <w:tcW w:type="dxa" w:w="2340"/>
           </w:tcPr>
           <w:p>
             <w:r>
               <w:rPr>
-                <w:sz w:val="17"/>
+                <w:rFonts w:ascii="Times New Roman" w:hAnsi="Times New Roman"/>
+                <w:sz w:val="19"/>
               </w:rPr>
               <w:t>Describe the rationale for the review in the context of existing knowledge.</w:t>
             </w:r>
@@ -345,20 +321,15 @@
         </w:tc>
         <w:tc>
           <w:tcPr>
-            <w:tcW w:type="dxa" w:w="2484"/>
-            <w:tcMar>
-              <w:top w:w="60" w:type="dxa"/>
-              <w:bottom w:w="60" w:type="dxa"/>
-              <w:left w:w="80" w:type="dxa"/>
-              <w:right w:w="80" w:type="dxa"/>
-            </w:tcMar>
+            <w:tcW w:type="dxa" w:w="2340"/>
           </w:tcPr>
           <w:p>
             <w:r>
               <w:rPr>
-                <w:sz w:val="17"/>
+                <w:rFonts w:ascii="Times New Roman" w:hAnsi="Times New Roman"/>
+                <w:sz w:val="19"/>
               </w:rPr>
-              <w:t>Section 1.1 (Rationale &amp; Continental Imperative)</w:t>
+              <w:t>Section 1.1–1.3 (Demographic growth, housing deficit, clinker imports, sandcrete failure)</w:t>
             </w:r>
           </w:p>
         </w:tc>
@@ -366,38 +337,26 @@
       <w:tr>
         <w:tc>
           <w:tcPr>
-            <w:tcW w:type="dxa" w:w="2484"/>
-            <w:tcMar>
-              <w:top w:w="60" w:type="dxa"/>
-              <w:bottom w:w="60" w:type="dxa"/>
-              <w:left w:w="80" w:type="dxa"/>
-              <w:right w:w="80" w:type="dxa"/>
-            </w:tcMar>
-            <w:shd w:fill="F2F5F9"/>
+            <w:tcW w:type="dxa" w:w="2340"/>
           </w:tcPr>
           <w:p>
             <w:r>
               <w:rPr>
-                <w:sz w:val="17"/>
+                <w:rFonts w:ascii="Times New Roman" w:hAnsi="Times New Roman"/>
+                <w:sz w:val="19"/>
               </w:rPr>
             </w:r>
           </w:p>
         </w:tc>
         <w:tc>
           <w:tcPr>
-            <w:tcW w:type="dxa" w:w="2484"/>
-            <w:tcMar>
-              <w:top w:w="60" w:type="dxa"/>
-              <w:bottom w:w="60" w:type="dxa"/>
-              <w:left w:w="80" w:type="dxa"/>
-              <w:right w:w="80" w:type="dxa"/>
-            </w:tcMar>
-            <w:shd w:fill="F2F5F9"/>
+            <w:tcW w:type="dxa" w:w="2340"/>
           </w:tcPr>
           <w:p>
             <w:r>
               <w:rPr>
-                <w:sz w:val="17"/>
+                <w:rFonts w:ascii="Times New Roman" w:hAnsi="Times New Roman"/>
+                <w:sz w:val="19"/>
               </w:rPr>
               <w:t>4</w:t>
             </w:r>
@@ -405,19 +364,13 @@
         </w:tc>
         <w:tc>
           <w:tcPr>
-            <w:tcW w:type="dxa" w:w="2484"/>
-            <w:tcMar>
-              <w:top w:w="60" w:type="dxa"/>
-              <w:bottom w:w="60" w:type="dxa"/>
-              <w:left w:w="80" w:type="dxa"/>
-              <w:right w:w="80" w:type="dxa"/>
-            </w:tcMar>
-            <w:shd w:fill="F2F5F9"/>
+            <w:tcW w:type="dxa" w:w="2340"/>
           </w:tcPr>
           <w:p>
             <w:r>
               <w:rPr>
-                <w:sz w:val="17"/>
+                <w:rFonts w:ascii="Times New Roman" w:hAnsi="Times New Roman"/>
+                <w:sz w:val="19"/>
               </w:rPr>
               <w:t>Provide an explicit statement of the objective(s) or question(s) the review addresses.</w:t>
             </w:r>
@@ -425,21 +378,15 @@
         </w:tc>
         <w:tc>
           <w:tcPr>
-            <w:tcW w:type="dxa" w:w="2484"/>
-            <w:tcMar>
-              <w:top w:w="60" w:type="dxa"/>
-              <w:bottom w:w="60" w:type="dxa"/>
-              <w:left w:w="80" w:type="dxa"/>
-              <w:right w:w="80" w:type="dxa"/>
-            </w:tcMar>
-            <w:shd w:fill="F2F5F9"/>
+            <w:tcW w:type="dxa" w:w="2340"/>
           </w:tcPr>
           <w:p>
             <w:r>
               <w:rPr>
-                <w:sz w:val="17"/>
+                <w:rFonts w:ascii="Times New Roman" w:hAnsi="Times New Roman"/>
+                <w:sz w:val="19"/>
               </w:rPr>
-              <w:t>Section 1.2 (Objectives &amp; PICO/CCo Framework)</w:t>
+              <w:t>Section 1.4–1.5 (Objectives 1–5 &amp; PICO/CCo Framework)</w:t>
             </w:r>
           </w:p>
         </w:tc>
@@ -447,18 +394,13 @@
       <w:tr>
         <w:tc>
           <w:tcPr>
-            <w:tcW w:type="dxa" w:w="2484"/>
-            <w:tcMar>
-              <w:top w:w="60" w:type="dxa"/>
-              <w:bottom w:w="60" w:type="dxa"/>
-              <w:left w:w="80" w:type="dxa"/>
-              <w:right w:w="80" w:type="dxa"/>
-            </w:tcMar>
+            <w:tcW w:type="dxa" w:w="2340"/>
           </w:tcPr>
           <w:p>
             <w:r>
               <w:rPr>
-                <w:sz w:val="17"/>
+                <w:rFonts w:ascii="Times New Roman" w:hAnsi="Times New Roman"/>
+                <w:sz w:val="19"/>
               </w:rPr>
               <w:t>**METHODS**</w:t>
             </w:r>
@@ -466,18 +408,13 @@
         </w:tc>
         <w:tc>
           <w:tcPr>
-            <w:tcW w:type="dxa" w:w="2484"/>
-            <w:tcMar>
-              <w:top w:w="60" w:type="dxa"/>
-              <w:bottom w:w="60" w:type="dxa"/>
-              <w:left w:w="80" w:type="dxa"/>
-              <w:right w:w="80" w:type="dxa"/>
-            </w:tcMar>
+            <w:tcW w:type="dxa" w:w="2340"/>
           </w:tcPr>
           <w:p>
             <w:r>
               <w:rPr>
-                <w:sz w:val="17"/>
+                <w:rFonts w:ascii="Times New Roman" w:hAnsi="Times New Roman"/>
+                <w:sz w:val="19"/>
               </w:rPr>
               <w:t>5</w:t>
             </w:r>
@@ -485,18 +422,13 @@
         </w:tc>
         <w:tc>
           <w:tcPr>
-            <w:tcW w:type="dxa" w:w="2484"/>
-            <w:tcMar>
-              <w:top w:w="60" w:type="dxa"/>
-              <w:bottom w:w="60" w:type="dxa"/>
-              <w:left w:w="80" w:type="dxa"/>
-              <w:right w:w="80" w:type="dxa"/>
-            </w:tcMar>
+            <w:tcW w:type="dxa" w:w="2340"/>
           </w:tcPr>
           <w:p>
             <w:r>
               <w:rPr>
-                <w:sz w:val="17"/>
+                <w:rFonts w:ascii="Times New Roman" w:hAnsi="Times New Roman"/>
+                <w:sz w:val="19"/>
               </w:rPr>
               <w:t>Specify the inclusion and exclusion criteria for the review and how studies were grouped for the syntheses.</w:t>
             </w:r>
@@ -504,20 +436,15 @@
         </w:tc>
         <w:tc>
           <w:tcPr>
-            <w:tcW w:type="dxa" w:w="2484"/>
-            <w:tcMar>
-              <w:top w:w="60" w:type="dxa"/>
-              <w:bottom w:w="60" w:type="dxa"/>
-              <w:left w:w="80" w:type="dxa"/>
-              <w:right w:w="80" w:type="dxa"/>
-            </w:tcMar>
+            <w:tcW w:type="dxa" w:w="2340"/>
           </w:tcPr>
           <w:p>
             <w:r>
               <w:rPr>
-                <w:sz w:val="17"/>
+                <w:rFonts w:ascii="Times New Roman" w:hAnsi="Times New Roman"/>
+                <w:sz w:val="19"/>
               </w:rPr>
-              <w:t>Section 2.2 (Eligibility Criteria: PICO/CCo, EX-MAT, EX-GEO, EX-TYPE)</w:t>
+              <w:t>Section 2.2 (Eligibility Criteria: PICO/CCo, EX-MAT, EX-GEO, EX-DOCTYPE, EX-DESIGN, EX-LANG)</w:t>
             </w:r>
           </w:p>
         </w:tc>
@@ -525,38 +452,26 @@
       <w:tr>
         <w:tc>
           <w:tcPr>
-            <w:tcW w:type="dxa" w:w="2484"/>
-            <w:tcMar>
-              <w:top w:w="60" w:type="dxa"/>
-              <w:bottom w:w="60" w:type="dxa"/>
-              <w:left w:w="80" w:type="dxa"/>
-              <w:right w:w="80" w:type="dxa"/>
-            </w:tcMar>
-            <w:shd w:fill="F2F5F9"/>
+            <w:tcW w:type="dxa" w:w="2340"/>
           </w:tcPr>
           <w:p>
             <w:r>
               <w:rPr>
-                <w:sz w:val="17"/>
+                <w:rFonts w:ascii="Times New Roman" w:hAnsi="Times New Roman"/>
+                <w:sz w:val="19"/>
               </w:rPr>
             </w:r>
           </w:p>
         </w:tc>
         <w:tc>
           <w:tcPr>
-            <w:tcW w:type="dxa" w:w="2484"/>
-            <w:tcMar>
-              <w:top w:w="60" w:type="dxa"/>
-              <w:bottom w:w="60" w:type="dxa"/>
-              <w:left w:w="80" w:type="dxa"/>
-              <w:right w:w="80" w:type="dxa"/>
-            </w:tcMar>
-            <w:shd w:fill="F2F5F9"/>
+            <w:tcW w:type="dxa" w:w="2340"/>
           </w:tcPr>
           <w:p>
             <w:r>
               <w:rPr>
-                <w:sz w:val="17"/>
+                <w:rFonts w:ascii="Times New Roman" w:hAnsi="Times New Roman"/>
+                <w:sz w:val="19"/>
               </w:rPr>
               <w:t>6</w:t>
             </w:r>
@@ -564,19 +479,13 @@
         </w:tc>
         <w:tc>
           <w:tcPr>
-            <w:tcW w:type="dxa" w:w="2484"/>
-            <w:tcMar>
-              <w:top w:w="60" w:type="dxa"/>
-              <w:bottom w:w="60" w:type="dxa"/>
-              <w:left w:w="80" w:type="dxa"/>
-              <w:right w:w="80" w:type="dxa"/>
-            </w:tcMar>
-            <w:shd w:fill="F2F5F9"/>
+            <w:tcW w:type="dxa" w:w="2340"/>
           </w:tcPr>
           <w:p>
             <w:r>
               <w:rPr>
-                <w:sz w:val="17"/>
+                <w:rFonts w:ascii="Times New Roman" w:hAnsi="Times New Roman"/>
+                <w:sz w:val="19"/>
               </w:rPr>
               <w:t>Specify all databases, registers, websites, organizations, reference lists, and other sources searched or consulted.</w:t>
             </w:r>
@@ -584,19 +493,13 @@
         </w:tc>
         <w:tc>
           <w:tcPr>
-            <w:tcW w:type="dxa" w:w="2484"/>
-            <w:tcMar>
-              <w:top w:w="60" w:type="dxa"/>
-              <w:bottom w:w="60" w:type="dxa"/>
-              <w:left w:w="80" w:type="dxa"/>
-              <w:right w:w="80" w:type="dxa"/>
-            </w:tcMar>
-            <w:shd w:fill="F2F5F9"/>
+            <w:tcW w:type="dxa" w:w="2340"/>
           </w:tcPr>
           <w:p>
             <w:r>
               <w:rPr>
-                <w:sz w:val="17"/>
+                <w:rFonts w:ascii="Times New Roman" w:hAnsi="Times New Roman"/>
+                <w:sz w:val="19"/>
               </w:rPr>
               <w:t>Section 2.3 (Information Sources: Google Scholar, OpenAlex, DOAJ, AJOL)</w:t>
             </w:r>
@@ -606,36 +509,26 @@
       <w:tr>
         <w:tc>
           <w:tcPr>
-            <w:tcW w:type="dxa" w:w="2484"/>
-            <w:tcMar>
-              <w:top w:w="60" w:type="dxa"/>
-              <w:bottom w:w="60" w:type="dxa"/>
-              <w:left w:w="80" w:type="dxa"/>
-              <w:right w:w="80" w:type="dxa"/>
-            </w:tcMar>
+            <w:tcW w:type="dxa" w:w="2340"/>
           </w:tcPr>
           <w:p>
             <w:r>
               <w:rPr>
-                <w:sz w:val="17"/>
+                <w:rFonts w:ascii="Times New Roman" w:hAnsi="Times New Roman"/>
+                <w:sz w:val="19"/>
               </w:rPr>
             </w:r>
           </w:p>
         </w:tc>
         <w:tc>
           <w:tcPr>
-            <w:tcW w:type="dxa" w:w="2484"/>
-            <w:tcMar>
-              <w:top w:w="60" w:type="dxa"/>
-              <w:bottom w:w="60" w:type="dxa"/>
-              <w:left w:w="80" w:type="dxa"/>
-              <w:right w:w="80" w:type="dxa"/>
-            </w:tcMar>
+            <w:tcW w:type="dxa" w:w="2340"/>
           </w:tcPr>
           <w:p>
             <w:r>
               <w:rPr>
-                <w:sz w:val="17"/>
+                <w:rFonts w:ascii="Times New Roman" w:hAnsi="Times New Roman"/>
+                <w:sz w:val="19"/>
               </w:rPr>
               <w:t>7</w:t>
             </w:r>
@@ -643,18 +536,13 @@
         </w:tc>
         <w:tc>
           <w:tcPr>
-            <w:tcW w:type="dxa" w:w="2484"/>
-            <w:tcMar>
-              <w:top w:w="60" w:type="dxa"/>
-              <w:bottom w:w="60" w:type="dxa"/>
-              <w:left w:w="80" w:type="dxa"/>
-              <w:right w:w="80" w:type="dxa"/>
-            </w:tcMar>
+            <w:tcW w:type="dxa" w:w="2340"/>
           </w:tcPr>
           <w:p>
             <w:r>
               <w:rPr>
-                <w:sz w:val="17"/>
+                <w:rFonts w:ascii="Times New Roman" w:hAnsi="Times New Roman"/>
+                <w:sz w:val="19"/>
               </w:rPr>
               <w:t>Present the full search strategies for all databases, registers, and websites, including any filters and limits used.</w:t>
             </w:r>
@@ -662,20 +550,15 @@
         </w:tc>
         <w:tc>
           <w:tcPr>
-            <w:tcW w:type="dxa" w:w="2484"/>
-            <w:tcMar>
-              <w:top w:w="60" w:type="dxa"/>
-              <w:bottom w:w="60" w:type="dxa"/>
-              <w:left w:w="80" w:type="dxa"/>
-              <w:right w:w="80" w:type="dxa"/>
-            </w:tcMar>
+            <w:tcW w:type="dxa" w:w="2340"/>
           </w:tcPr>
           <w:p>
             <w:r>
               <w:rPr>
-                <w:sz w:val="17"/>
+                <w:rFonts w:ascii="Times New Roman" w:hAnsi="Times New Roman"/>
+                <w:sz w:val="19"/>
               </w:rPr>
-              <w:t>Section 2.3 &amp; `02_SearchLogs/SearchLog_Master.csv`</w:t>
+              <w:t>Section 2.3, Appendix 1 &amp; `02_SearchLogs/SearchLog_Master.csv`</w:t>
             </w:r>
           </w:p>
         </w:tc>
@@ -683,38 +566,26 @@
       <w:tr>
         <w:tc>
           <w:tcPr>
-            <w:tcW w:type="dxa" w:w="2484"/>
-            <w:tcMar>
-              <w:top w:w="60" w:type="dxa"/>
-              <w:bottom w:w="60" w:type="dxa"/>
-              <w:left w:w="80" w:type="dxa"/>
-              <w:right w:w="80" w:type="dxa"/>
-            </w:tcMar>
-            <w:shd w:fill="F2F5F9"/>
+            <w:tcW w:type="dxa" w:w="2340"/>
           </w:tcPr>
           <w:p>
             <w:r>
               <w:rPr>
-                <w:sz w:val="17"/>
+                <w:rFonts w:ascii="Times New Roman" w:hAnsi="Times New Roman"/>
+                <w:sz w:val="19"/>
               </w:rPr>
             </w:r>
           </w:p>
         </w:tc>
         <w:tc>
           <w:tcPr>
-            <w:tcW w:type="dxa" w:w="2484"/>
-            <w:tcMar>
-              <w:top w:w="60" w:type="dxa"/>
-              <w:bottom w:w="60" w:type="dxa"/>
-              <w:left w:w="80" w:type="dxa"/>
-              <w:right w:w="80" w:type="dxa"/>
-            </w:tcMar>
-            <w:shd w:fill="F2F5F9"/>
+            <w:tcW w:type="dxa" w:w="2340"/>
           </w:tcPr>
           <w:p>
             <w:r>
               <w:rPr>
-                <w:sz w:val="17"/>
+                <w:rFonts w:ascii="Times New Roman" w:hAnsi="Times New Roman"/>
+                <w:sz w:val="19"/>
               </w:rPr>
               <w:t>8</w:t>
             </w:r>
@@ -722,19 +593,13 @@
         </w:tc>
         <w:tc>
           <w:tcPr>
-            <w:tcW w:type="dxa" w:w="2484"/>
-            <w:tcMar>
-              <w:top w:w="60" w:type="dxa"/>
-              <w:bottom w:w="60" w:type="dxa"/>
-              <w:left w:w="80" w:type="dxa"/>
-              <w:right w:w="80" w:type="dxa"/>
-            </w:tcMar>
-            <w:shd w:fill="F2F5F9"/>
+            <w:tcW w:type="dxa" w:w="2340"/>
           </w:tcPr>
           <w:p>
             <w:r>
               <w:rPr>
-                <w:sz w:val="17"/>
+                <w:rFonts w:ascii="Times New Roman" w:hAnsi="Times New Roman"/>
+                <w:sz w:val="19"/>
               </w:rPr>
               <w:t>Specify the methods used to decide whether a study met the inclusion criteria of the review.</w:t>
             </w:r>
@@ -742,21 +607,15 @@
         </w:tc>
         <w:tc>
           <w:tcPr>
-            <w:tcW w:type="dxa" w:w="2484"/>
-            <w:tcMar>
-              <w:top w:w="60" w:type="dxa"/>
-              <w:bottom w:w="60" w:type="dxa"/>
-              <w:left w:w="80" w:type="dxa"/>
-              <w:right w:w="80" w:type="dxa"/>
-            </w:tcMar>
-            <w:shd w:fill="F2F5F9"/>
+            <w:tcW w:type="dxa" w:w="2340"/>
           </w:tcPr>
           <w:p>
             <w:r>
               <w:rPr>
-                <w:sz w:val="17"/>
+                <w:rFonts w:ascii="Times New Roman" w:hAnsi="Times New Roman"/>
+                <w:sz w:val="19"/>
               </w:rPr>
-              <w:t>Section 2.4 (Two-stage screening protocol, `03_Screening/`)</w:t>
+              <w:t>Section 2.5 (Two-stage screening protocol, single-reviewer disclosure, `03_Screening/`)</w:t>
             </w:r>
           </w:p>
         </w:tc>
@@ -764,36 +623,26 @@
       <w:tr>
         <w:tc>
           <w:tcPr>
-            <w:tcW w:type="dxa" w:w="2484"/>
-            <w:tcMar>
-              <w:top w:w="60" w:type="dxa"/>
-              <w:bottom w:w="60" w:type="dxa"/>
-              <w:left w:w="80" w:type="dxa"/>
-              <w:right w:w="80" w:type="dxa"/>
-            </w:tcMar>
+            <w:tcW w:type="dxa" w:w="2340"/>
           </w:tcPr>
           <w:p>
             <w:r>
               <w:rPr>
-                <w:sz w:val="17"/>
+                <w:rFonts w:ascii="Times New Roman" w:hAnsi="Times New Roman"/>
+                <w:sz w:val="19"/>
               </w:rPr>
             </w:r>
           </w:p>
         </w:tc>
         <w:tc>
           <w:tcPr>
-            <w:tcW w:type="dxa" w:w="2484"/>
-            <w:tcMar>
-              <w:top w:w="60" w:type="dxa"/>
-              <w:bottom w:w="60" w:type="dxa"/>
-              <w:left w:w="80" w:type="dxa"/>
-              <w:right w:w="80" w:type="dxa"/>
-            </w:tcMar>
+            <w:tcW w:type="dxa" w:w="2340"/>
           </w:tcPr>
           <w:p>
             <w:r>
               <w:rPr>
-                <w:sz w:val="17"/>
+                <w:rFonts w:ascii="Times New Roman" w:hAnsi="Times New Roman"/>
+                <w:sz w:val="19"/>
               </w:rPr>
               <w:t>9</w:t>
             </w:r>
@@ -801,18 +650,13 @@
         </w:tc>
         <w:tc>
           <w:tcPr>
-            <w:tcW w:type="dxa" w:w="2484"/>
-            <w:tcMar>
-              <w:top w:w="60" w:type="dxa"/>
-              <w:bottom w:w="60" w:type="dxa"/>
-              <w:left w:w="80" w:type="dxa"/>
-              <w:right w:w="80" w:type="dxa"/>
-            </w:tcMar>
+            <w:tcW w:type="dxa" w:w="2340"/>
           </w:tcPr>
           <w:p>
             <w:r>
               <w:rPr>
-                <w:sz w:val="17"/>
+                <w:rFonts w:ascii="Times New Roman" w:hAnsi="Times New Roman"/>
+                <w:sz w:val="19"/>
               </w:rPr>
               <w:t>Specify the methods used to collect data from reports, including how data were extracted and confirmed.</w:t>
             </w:r>
@@ -820,20 +664,15 @@
         </w:tc>
         <w:tc>
           <w:tcPr>
-            <w:tcW w:type="dxa" w:w="2484"/>
-            <w:tcMar>
-              <w:top w:w="60" w:type="dxa"/>
-              <w:bottom w:w="60" w:type="dxa"/>
-              <w:left w:w="80" w:type="dxa"/>
-              <w:right w:w="80" w:type="dxa"/>
-            </w:tcMar>
+            <w:tcW w:type="dxa" w:w="2340"/>
           </w:tcPr>
           <w:p>
             <w:r>
               <w:rPr>
-                <w:sz w:val="17"/>
+                <w:rFonts w:ascii="Times New Roman" w:hAnsi="Times New Roman"/>
+                <w:sz w:val="19"/>
               </w:rPr>
-              <w:t>Section 2.5 (29-field extraction schema, `04_DataExtraction/`)</w:t>
+              <w:t>Section 2.6 (31-parameter extraction schema, `04_DataExtraction/Extraction_Completed_Master.xlsx`)</w:t>
             </w:r>
           </w:p>
         </w:tc>
@@ -841,38 +680,26 @@
       <w:tr>
         <w:tc>
           <w:tcPr>
-            <w:tcW w:type="dxa" w:w="2484"/>
-            <w:tcMar>
-              <w:top w:w="60" w:type="dxa"/>
-              <w:bottom w:w="60" w:type="dxa"/>
-              <w:left w:w="80" w:type="dxa"/>
-              <w:right w:w="80" w:type="dxa"/>
-            </w:tcMar>
-            <w:shd w:fill="F2F5F9"/>
+            <w:tcW w:type="dxa" w:w="2340"/>
           </w:tcPr>
           <w:p>
             <w:r>
               <w:rPr>
-                <w:sz w:val="17"/>
+                <w:rFonts w:ascii="Times New Roman" w:hAnsi="Times New Roman"/>
+                <w:sz w:val="19"/>
               </w:rPr>
             </w:r>
           </w:p>
         </w:tc>
         <w:tc>
           <w:tcPr>
-            <w:tcW w:type="dxa" w:w="2484"/>
-            <w:tcMar>
-              <w:top w:w="60" w:type="dxa"/>
-              <w:bottom w:w="60" w:type="dxa"/>
-              <w:left w:w="80" w:type="dxa"/>
-              <w:right w:w="80" w:type="dxa"/>
-            </w:tcMar>
-            <w:shd w:fill="F2F5F9"/>
+            <w:tcW w:type="dxa" w:w="2340"/>
           </w:tcPr>
           <w:p>
             <w:r>
               <w:rPr>
-                <w:sz w:val="17"/>
+                <w:rFonts w:ascii="Times New Roman" w:hAnsi="Times New Roman"/>
+                <w:sz w:val="19"/>
               </w:rPr>
               <w:t>10a</w:t>
             </w:r>
@@ -880,19 +707,13 @@
         </w:tc>
         <w:tc>
           <w:tcPr>
-            <w:tcW w:type="dxa" w:w="2484"/>
-            <w:tcMar>
-              <w:top w:w="60" w:type="dxa"/>
-              <w:bottom w:w="60" w:type="dxa"/>
-              <w:left w:w="80" w:type="dxa"/>
-              <w:right w:w="80" w:type="dxa"/>
-            </w:tcMar>
-            <w:shd w:fill="F2F5F9"/>
+            <w:tcW w:type="dxa" w:w="2340"/>
           </w:tcPr>
           <w:p>
             <w:r>
               <w:rPr>
-                <w:sz w:val="17"/>
+                <w:rFonts w:ascii="Times New Roman" w:hAnsi="Times New Roman"/>
+                <w:sz w:val="19"/>
               </w:rPr>
               <w:t>List and define all outcomes for which data were sought.</w:t>
             </w:r>
@@ -900,21 +721,15 @@
         </w:tc>
         <w:tc>
           <w:tcPr>
-            <w:tcW w:type="dxa" w:w="2484"/>
-            <w:tcMar>
-              <w:top w:w="60" w:type="dxa"/>
-              <w:bottom w:w="60" w:type="dxa"/>
-              <w:left w:w="80" w:type="dxa"/>
-              <w:right w:w="80" w:type="dxa"/>
-            </w:tcMar>
-            <w:shd w:fill="F2F5F9"/>
+            <w:tcW w:type="dxa" w:w="2340"/>
           </w:tcPr>
           <w:p>
             <w:r>
               <w:rPr>
-                <w:sz w:val="17"/>
+                <w:rFonts w:ascii="Times New Roman" w:hAnsi="Times New Roman"/>
+                <w:sz w:val="19"/>
               </w:rPr>
-              <w:t>Section 2.5 (Compressive strength, flexural, water absorption, LCA GWP, barriers)</w:t>
+              <w:t>Section 2.6 (Compressive strength, flexural/tensile, density, water absorption, LCA GWP, barriers)</w:t>
             </w:r>
           </w:p>
         </w:tc>
@@ -922,36 +737,26 @@
       <w:tr>
         <w:tc>
           <w:tcPr>
-            <w:tcW w:type="dxa" w:w="2484"/>
-            <w:tcMar>
-              <w:top w:w="60" w:type="dxa"/>
-              <w:bottom w:w="60" w:type="dxa"/>
-              <w:left w:w="80" w:type="dxa"/>
-              <w:right w:w="80" w:type="dxa"/>
-            </w:tcMar>
+            <w:tcW w:type="dxa" w:w="2340"/>
           </w:tcPr>
           <w:p>
             <w:r>
               <w:rPr>
-                <w:sz w:val="17"/>
+                <w:rFonts w:ascii="Times New Roman" w:hAnsi="Times New Roman"/>
+                <w:sz w:val="19"/>
               </w:rPr>
             </w:r>
           </w:p>
         </w:tc>
         <w:tc>
           <w:tcPr>
-            <w:tcW w:type="dxa" w:w="2484"/>
-            <w:tcMar>
-              <w:top w:w="60" w:type="dxa"/>
-              <w:bottom w:w="60" w:type="dxa"/>
-              <w:left w:w="80" w:type="dxa"/>
-              <w:right w:w="80" w:type="dxa"/>
-            </w:tcMar>
+            <w:tcW w:type="dxa" w:w="2340"/>
           </w:tcPr>
           <w:p>
             <w:r>
               <w:rPr>
-                <w:sz w:val="17"/>
+                <w:rFonts w:ascii="Times New Roman" w:hAnsi="Times New Roman"/>
+                <w:sz w:val="19"/>
               </w:rPr>
               <w:t>10b</w:t>
             </w:r>
@@ -959,18 +764,13 @@
         </w:tc>
         <w:tc>
           <w:tcPr>
-            <w:tcW w:type="dxa" w:w="2484"/>
-            <w:tcMar>
-              <w:top w:w="60" w:type="dxa"/>
-              <w:bottom w:w="60" w:type="dxa"/>
-              <w:left w:w="80" w:type="dxa"/>
-              <w:right w:w="80" w:type="dxa"/>
-            </w:tcMar>
+            <w:tcW w:type="dxa" w:w="2340"/>
           </w:tcPr>
           <w:p>
             <w:r>
               <w:rPr>
-                <w:sz w:val="17"/>
+                <w:rFonts w:ascii="Times New Roman" w:hAnsi="Times New Roman"/>
+                <w:sz w:val="19"/>
               </w:rPr>
               <w:t>List and define all other variables for which data were sought.</w:t>
             </w:r>
@@ -978,20 +778,15 @@
         </w:tc>
         <w:tc>
           <w:tcPr>
-            <w:tcW w:type="dxa" w:w="2484"/>
-            <w:tcMar>
-              <w:top w:w="60" w:type="dxa"/>
-              <w:bottom w:w="60" w:type="dxa"/>
-              <w:left w:w="80" w:type="dxa"/>
-              <w:right w:w="80" w:type="dxa"/>
-            </w:tcMar>
+            <w:tcW w:type="dxa" w:w="2340"/>
           </w:tcPr>
           <w:p>
             <w:r>
               <w:rPr>
-                <w:sz w:val="17"/>
+                <w:rFonts w:ascii="Times New Roman" w:hAnsi="Times New Roman"/>
+                <w:sz w:val="19"/>
               </w:rPr>
-              <w:t>Section 2.5 (Author, year, country, region, standards, funding, ethics)</w:t>
+              <w:t>Section 2.6 (Author, year, country, region, climate, standards, study design, limitations, funding)</w:t>
             </w:r>
           </w:p>
         </w:tc>
@@ -999,38 +794,26 @@
       <w:tr>
         <w:tc>
           <w:tcPr>
-            <w:tcW w:type="dxa" w:w="2484"/>
-            <w:tcMar>
-              <w:top w:w="60" w:type="dxa"/>
-              <w:bottom w:w="60" w:type="dxa"/>
-              <w:left w:w="80" w:type="dxa"/>
-              <w:right w:w="80" w:type="dxa"/>
-            </w:tcMar>
-            <w:shd w:fill="F2F5F9"/>
+            <w:tcW w:type="dxa" w:w="2340"/>
           </w:tcPr>
           <w:p>
             <w:r>
               <w:rPr>
-                <w:sz w:val="17"/>
+                <w:rFonts w:ascii="Times New Roman" w:hAnsi="Times New Roman"/>
+                <w:sz w:val="19"/>
               </w:rPr>
             </w:r>
           </w:p>
         </w:tc>
         <w:tc>
           <w:tcPr>
-            <w:tcW w:type="dxa" w:w="2484"/>
-            <w:tcMar>
-              <w:top w:w="60" w:type="dxa"/>
-              <w:bottom w:w="60" w:type="dxa"/>
-              <w:left w:w="80" w:type="dxa"/>
-              <w:right w:w="80" w:type="dxa"/>
-            </w:tcMar>
-            <w:shd w:fill="F2F5F9"/>
+            <w:tcW w:type="dxa" w:w="2340"/>
           </w:tcPr>
           <w:p>
             <w:r>
               <w:rPr>
-                <w:sz w:val="17"/>
+                <w:rFonts w:ascii="Times New Roman" w:hAnsi="Times New Roman"/>
+                <w:sz w:val="19"/>
               </w:rPr>
               <w:t>11</w:t>
             </w:r>
@@ -1038,19 +821,13 @@
         </w:tc>
         <w:tc>
           <w:tcPr>
-            <w:tcW w:type="dxa" w:w="2484"/>
-            <w:tcMar>
-              <w:top w:w="60" w:type="dxa"/>
-              <w:bottom w:w="60" w:type="dxa"/>
-              <w:left w:w="80" w:type="dxa"/>
-              <w:right w:w="80" w:type="dxa"/>
-            </w:tcMar>
-            <w:shd w:fill="F2F5F9"/>
+            <w:tcW w:type="dxa" w:w="2340"/>
           </w:tcPr>
           <w:p>
             <w:r>
               <w:rPr>
-                <w:sz w:val="17"/>
+                <w:rFonts w:ascii="Times New Roman" w:hAnsi="Times New Roman"/>
+                <w:sz w:val="19"/>
               </w:rPr>
               <w:t>Specify the methods used to assess risk of bias in the included studies.</w:t>
             </w:r>
@@ -1058,21 +835,15 @@
         </w:tc>
         <w:tc>
           <w:tcPr>
-            <w:tcW w:type="dxa" w:w="2484"/>
-            <w:tcMar>
-              <w:top w:w="60" w:type="dxa"/>
-              <w:bottom w:w="60" w:type="dxa"/>
-              <w:left w:w="80" w:type="dxa"/>
-              <w:right w:w="80" w:type="dxa"/>
-            </w:tcMar>
-            <w:shd w:fill="F2F5F9"/>
+            <w:tcW w:type="dxa" w:w="2340"/>
           </w:tcPr>
           <w:p>
             <w:r>
               <w:rPr>
-                <w:sz w:val="17"/>
+                <w:rFonts w:ascii="Times New Roman" w:hAnsi="Times New Roman"/>
+                <w:sz w:val="19"/>
               </w:rPr>
-              <w:t>Section 2.6 (Joanna Briggs Institute JBI Checklist for quasi-experimental trials)</w:t>
+              <w:t>Section 2.7 (Design-appropriate tools: JBI Quasi-Experimental, JBI Cross-Sectional, ISO 14040/44)</w:t>
             </w:r>
           </w:p>
         </w:tc>
@@ -1080,36 +851,26 @@
       <w:tr>
         <w:tc>
           <w:tcPr>
-            <w:tcW w:type="dxa" w:w="2484"/>
-            <w:tcMar>
-              <w:top w:w="60" w:type="dxa"/>
-              <w:bottom w:w="60" w:type="dxa"/>
-              <w:left w:w="80" w:type="dxa"/>
-              <w:right w:w="80" w:type="dxa"/>
-            </w:tcMar>
+            <w:tcW w:type="dxa" w:w="2340"/>
           </w:tcPr>
           <w:p>
             <w:r>
               <w:rPr>
-                <w:sz w:val="17"/>
+                <w:rFonts w:ascii="Times New Roman" w:hAnsi="Times New Roman"/>
+                <w:sz w:val="19"/>
               </w:rPr>
             </w:r>
           </w:p>
         </w:tc>
         <w:tc>
           <w:tcPr>
-            <w:tcW w:type="dxa" w:w="2484"/>
-            <w:tcMar>
-              <w:top w:w="60" w:type="dxa"/>
-              <w:bottom w:w="60" w:type="dxa"/>
-              <w:left w:w="80" w:type="dxa"/>
-              <w:right w:w="80" w:type="dxa"/>
-            </w:tcMar>
+            <w:tcW w:type="dxa" w:w="2340"/>
           </w:tcPr>
           <w:p>
             <w:r>
               <w:rPr>
-                <w:sz w:val="17"/>
+                <w:rFonts w:ascii="Times New Roman" w:hAnsi="Times New Roman"/>
+                <w:sz w:val="19"/>
               </w:rPr>
               <w:t>12</w:t>
             </w:r>
@@ -1117,18 +878,13 @@
         </w:tc>
         <w:tc>
           <w:tcPr>
-            <w:tcW w:type="dxa" w:w="2484"/>
-            <w:tcMar>
-              <w:top w:w="60" w:type="dxa"/>
-              <w:bottom w:w="60" w:type="dxa"/>
-              <w:left w:w="80" w:type="dxa"/>
-              <w:right w:w="80" w:type="dxa"/>
-            </w:tcMar>
+            <w:tcW w:type="dxa" w:w="2340"/>
           </w:tcPr>
           <w:p>
             <w:r>
               <w:rPr>
-                <w:sz w:val="17"/>
+                <w:rFonts w:ascii="Times New Roman" w:hAnsi="Times New Roman"/>
+                <w:sz w:val="19"/>
               </w:rPr>
               <w:t>Specify for each outcome the effect measure(s) used in the synthesis or presentation of results.</w:t>
             </w:r>
@@ -1136,20 +892,15 @@
         </w:tc>
         <w:tc>
           <w:tcPr>
-            <w:tcW w:type="dxa" w:w="2484"/>
-            <w:tcMar>
-              <w:top w:w="60" w:type="dxa"/>
-              <w:bottom w:w="60" w:type="dxa"/>
-              <w:left w:w="80" w:type="dxa"/>
-              <w:right w:w="80" w:type="dxa"/>
-            </w:tcMar>
+            <w:tcW w:type="dxa" w:w="2340"/>
           </w:tcPr>
           <w:p>
             <w:r>
               <w:rPr>
-                <w:sz w:val="17"/>
+                <w:rFonts w:ascii="Times New Roman" w:hAnsi="Times New Roman"/>
+                <w:sz w:val="19"/>
               </w:rPr>
-              <w:t>Section 2.5 &amp; Section 3.4 (MPa compressive strength, % carbon reduction)</w:t>
+              <w:t>Section 2.6 &amp; Section 3.3–3.7 (MPa compressive strength, % embodied carbon reduction)</w:t>
             </w:r>
           </w:p>
         </w:tc>
@@ -1157,38 +908,26 @@
       <w:tr>
         <w:tc>
           <w:tcPr>
-            <w:tcW w:type="dxa" w:w="2484"/>
-            <w:tcMar>
-              <w:top w:w="60" w:type="dxa"/>
-              <w:bottom w:w="60" w:type="dxa"/>
-              <w:left w:w="80" w:type="dxa"/>
-              <w:right w:w="80" w:type="dxa"/>
-            </w:tcMar>
-            <w:shd w:fill="F2F5F9"/>
+            <w:tcW w:type="dxa" w:w="2340"/>
           </w:tcPr>
           <w:p>
             <w:r>
               <w:rPr>
-                <w:sz w:val="17"/>
+                <w:rFonts w:ascii="Times New Roman" w:hAnsi="Times New Roman"/>
+                <w:sz w:val="19"/>
               </w:rPr>
             </w:r>
           </w:p>
         </w:tc>
         <w:tc>
           <w:tcPr>
-            <w:tcW w:type="dxa" w:w="2484"/>
-            <w:tcMar>
-              <w:top w:w="60" w:type="dxa"/>
-              <w:bottom w:w="60" w:type="dxa"/>
-              <w:left w:w="80" w:type="dxa"/>
-              <w:right w:w="80" w:type="dxa"/>
-            </w:tcMar>
-            <w:shd w:fill="F2F5F9"/>
+            <w:tcW w:type="dxa" w:w="2340"/>
           </w:tcPr>
           <w:p>
             <w:r>
               <w:rPr>
-                <w:sz w:val="17"/>
+                <w:rFonts w:ascii="Times New Roman" w:hAnsi="Times New Roman"/>
+                <w:sz w:val="19"/>
               </w:rPr>
               <w:t>13a-f</w:t>
             </w:r>
@@ -1196,19 +935,13 @@
         </w:tc>
         <w:tc>
           <w:tcPr>
-            <w:tcW w:type="dxa" w:w="2484"/>
-            <w:tcMar>
-              <w:top w:w="60" w:type="dxa"/>
-              <w:bottom w:w="60" w:type="dxa"/>
-              <w:left w:w="80" w:type="dxa"/>
-              <w:right w:w="80" w:type="dxa"/>
-            </w:tcMar>
-            <w:shd w:fill="F2F5F9"/>
+            <w:tcW w:type="dxa" w:w="2340"/>
           </w:tcPr>
           <w:p>
             <w:r>
               <w:rPr>
-                <w:sz w:val="17"/>
+                <w:rFonts w:ascii="Times New Roman" w:hAnsi="Times New Roman"/>
+                <w:sz w:val="19"/>
               </w:rPr>
               <w:t>Describe the processes used to decide which studies were eligible for each synthesis and how data were tabulated.</w:t>
             </w:r>
@@ -1216,21 +949,15 @@
         </w:tc>
         <w:tc>
           <w:tcPr>
-            <w:tcW w:type="dxa" w:w="2484"/>
-            <w:tcMar>
-              <w:top w:w="60" w:type="dxa"/>
-              <w:bottom w:w="60" w:type="dxa"/>
-              <w:left w:w="80" w:type="dxa"/>
-              <w:right w:w="80" w:type="dxa"/>
-            </w:tcMar>
-            <w:shd w:fill="F2F5F9"/>
+            <w:tcW w:type="dxa" w:w="2340"/>
           </w:tcPr>
           <w:p>
             <w:r>
               <w:rPr>
-                <w:sz w:val="17"/>
+                <w:rFonts w:ascii="Times New Roman" w:hAnsi="Times New Roman"/>
+                <w:sz w:val="19"/>
               </w:rPr>
-              <w:t>Section 2.4, Section 2.5, and `06_Analysis/Synthesis_Tables.xlsx`</w:t>
+              <w:t>Section 2.5, Section 2.6, and `06_Analysis/Synthesis_Tables.xlsx` (8 sheets)</w:t>
             </w:r>
           </w:p>
         </w:tc>
@@ -1238,36 +965,26 @@
       <w:tr>
         <w:tc>
           <w:tcPr>
-            <w:tcW w:type="dxa" w:w="2484"/>
-            <w:tcMar>
-              <w:top w:w="60" w:type="dxa"/>
-              <w:bottom w:w="60" w:type="dxa"/>
-              <w:left w:w="80" w:type="dxa"/>
-              <w:right w:w="80" w:type="dxa"/>
-            </w:tcMar>
+            <w:tcW w:type="dxa" w:w="2340"/>
           </w:tcPr>
           <w:p>
             <w:r>
               <w:rPr>
-                <w:sz w:val="17"/>
+                <w:rFonts w:ascii="Times New Roman" w:hAnsi="Times New Roman"/>
+                <w:sz w:val="19"/>
               </w:rPr>
             </w:r>
           </w:p>
         </w:tc>
         <w:tc>
           <w:tcPr>
-            <w:tcW w:type="dxa" w:w="2484"/>
-            <w:tcMar>
-              <w:top w:w="60" w:type="dxa"/>
-              <w:bottom w:w="60" w:type="dxa"/>
-              <w:left w:w="80" w:type="dxa"/>
-              <w:right w:w="80" w:type="dxa"/>
-            </w:tcMar>
+            <w:tcW w:type="dxa" w:w="2340"/>
           </w:tcPr>
           <w:p>
             <w:r>
               <w:rPr>
-                <w:sz w:val="17"/>
+                <w:rFonts w:ascii="Times New Roman" w:hAnsi="Times New Roman"/>
+                <w:sz w:val="19"/>
               </w:rPr>
               <w:t>14</w:t>
             </w:r>
@@ -1275,18 +992,13 @@
         </w:tc>
         <w:tc>
           <w:tcPr>
-            <w:tcW w:type="dxa" w:w="2484"/>
-            <w:tcMar>
-              <w:top w:w="60" w:type="dxa"/>
-              <w:bottom w:w="60" w:type="dxa"/>
-              <w:left w:w="80" w:type="dxa"/>
-              <w:right w:w="80" w:type="dxa"/>
-            </w:tcMar>
+            <w:tcW w:type="dxa" w:w="2340"/>
           </w:tcPr>
           <w:p>
             <w:r>
               <w:rPr>
-                <w:sz w:val="17"/>
+                <w:rFonts w:ascii="Times New Roman" w:hAnsi="Times New Roman"/>
+                <w:sz w:val="19"/>
               </w:rPr>
               <w:t>Describe any methods used to explore possible causes of heterogeneity among study results.</w:t>
             </w:r>
@@ -1294,20 +1006,15 @@
         </w:tc>
         <w:tc>
           <w:tcPr>
-            <w:tcW w:type="dxa" w:w="2484"/>
-            <w:tcMar>
-              <w:top w:w="60" w:type="dxa"/>
-              <w:bottom w:w="60" w:type="dxa"/>
-              <w:left w:w="80" w:type="dxa"/>
-              <w:right w:w="80" w:type="dxa"/>
-            </w:tcMar>
+            <w:tcW w:type="dxa" w:w="2340"/>
           </w:tcPr>
           <w:p>
             <w:r>
               <w:rPr>
-                <w:sz w:val="17"/>
+                <w:rFonts w:ascii="Times New Roman" w:hAnsi="Times New Roman"/>
+                <w:sz w:val="19"/>
               </w:rPr>
-              <w:t>Section 3.2, 3.3, 3.4 (Categorization by material class, sub-specification, region)</w:t>
+              <w:t>Section 3.1–3.7 (Categorization by material class, specific technology, and geographic zone)</w:t>
             </w:r>
           </w:p>
         </w:tc>
@@ -1315,38 +1022,26 @@
       <w:tr>
         <w:tc>
           <w:tcPr>
-            <w:tcW w:type="dxa" w:w="2484"/>
-            <w:tcMar>
-              <w:top w:w="60" w:type="dxa"/>
-              <w:bottom w:w="60" w:type="dxa"/>
-              <w:left w:w="80" w:type="dxa"/>
-              <w:right w:w="80" w:type="dxa"/>
-            </w:tcMar>
-            <w:shd w:fill="F2F5F9"/>
+            <w:tcW w:type="dxa" w:w="2340"/>
           </w:tcPr>
           <w:p>
             <w:r>
               <w:rPr>
-                <w:sz w:val="17"/>
+                <w:rFonts w:ascii="Times New Roman" w:hAnsi="Times New Roman"/>
+                <w:sz w:val="19"/>
               </w:rPr>
             </w:r>
           </w:p>
         </w:tc>
         <w:tc>
           <w:tcPr>
-            <w:tcW w:type="dxa" w:w="2484"/>
-            <w:tcMar>
-              <w:top w:w="60" w:type="dxa"/>
-              <w:bottom w:w="60" w:type="dxa"/>
-              <w:left w:w="80" w:type="dxa"/>
-              <w:right w:w="80" w:type="dxa"/>
-            </w:tcMar>
-            <w:shd w:fill="F2F5F9"/>
+            <w:tcW w:type="dxa" w:w="2340"/>
           </w:tcPr>
           <w:p>
             <w:r>
               <w:rPr>
-                <w:sz w:val="17"/>
+                <w:rFonts w:ascii="Times New Roman" w:hAnsi="Times New Roman"/>
+                <w:sz w:val="19"/>
               </w:rPr>
               <w:t>15</w:t>
             </w:r>
@@ -1354,19 +1049,13 @@
         </w:tc>
         <w:tc>
           <w:tcPr>
-            <w:tcW w:type="dxa" w:w="2484"/>
-            <w:tcMar>
-              <w:top w:w="60" w:type="dxa"/>
-              <w:bottom w:w="60" w:type="dxa"/>
-              <w:left w:w="80" w:type="dxa"/>
-              <w:right w:w="80" w:type="dxa"/>
-            </w:tcMar>
-            <w:shd w:fill="F2F5F9"/>
+            <w:tcW w:type="dxa" w:w="2340"/>
           </w:tcPr>
           <w:p>
             <w:r>
               <w:rPr>
-                <w:sz w:val="17"/>
+                <w:rFonts w:ascii="Times New Roman" w:hAnsi="Times New Roman"/>
+                <w:sz w:val="19"/>
               </w:rPr>
               <w:t>Describe any sensitivity analyses conducted to assess the robustness of the synthesized results.</w:t>
             </w:r>
@@ -1374,21 +1063,15 @@
         </w:tc>
         <w:tc>
           <w:tcPr>
-            <w:tcW w:type="dxa" w:w="2484"/>
-            <w:tcMar>
-              <w:top w:w="60" w:type="dxa"/>
-              <w:bottom w:w="60" w:type="dxa"/>
-              <w:left w:w="80" w:type="dxa"/>
-              <w:right w:w="80" w:type="dxa"/>
-            </w:tcMar>
-            <w:shd w:fill="F2F5F9"/>
+            <w:tcW w:type="dxa" w:w="2340"/>
           </w:tcPr>
           <w:p>
             <w:r>
               <w:rPr>
-                <w:sz w:val="17"/>
+                <w:rFonts w:ascii="Times New Roman" w:hAnsi="Times New Roman"/>
+                <w:sz w:val="19"/>
               </w:rPr>
-              <w:t>Section 3.6 (Quality appraisal sensitivity: excluding high risk of bias)</w:t>
+              <w:t>Section 4.1 (Stratification by study design and risk of bias category)</w:t>
             </w:r>
           </w:p>
         </w:tc>
@@ -1396,18 +1079,13 @@
       <w:tr>
         <w:tc>
           <w:tcPr>
-            <w:tcW w:type="dxa" w:w="2484"/>
-            <w:tcMar>
-              <w:top w:w="60" w:type="dxa"/>
-              <w:bottom w:w="60" w:type="dxa"/>
-              <w:left w:w="80" w:type="dxa"/>
-              <w:right w:w="80" w:type="dxa"/>
-            </w:tcMar>
+            <w:tcW w:type="dxa" w:w="2340"/>
           </w:tcPr>
           <w:p>
             <w:r>
               <w:rPr>
-                <w:sz w:val="17"/>
+                <w:rFonts w:ascii="Times New Roman" w:hAnsi="Times New Roman"/>
+                <w:sz w:val="19"/>
               </w:rPr>
               <w:t>**RESULTS**</w:t>
             </w:r>
@@ -1415,18 +1093,13 @@
         </w:tc>
         <w:tc>
           <w:tcPr>
-            <w:tcW w:type="dxa" w:w="2484"/>
-            <w:tcMar>
-              <w:top w:w="60" w:type="dxa"/>
-              <w:bottom w:w="60" w:type="dxa"/>
-              <w:left w:w="80" w:type="dxa"/>
-              <w:right w:w="80" w:type="dxa"/>
-            </w:tcMar>
+            <w:tcW w:type="dxa" w:w="2340"/>
           </w:tcPr>
           <w:p>
             <w:r>
               <w:rPr>
-                <w:sz w:val="17"/>
+                <w:rFonts w:ascii="Times New Roman" w:hAnsi="Times New Roman"/>
+                <w:sz w:val="19"/>
               </w:rPr>
               <w:t>16a</w:t>
             </w:r>
@@ -1434,18 +1107,13 @@
         </w:tc>
         <w:tc>
           <w:tcPr>
-            <w:tcW w:type="dxa" w:w="2484"/>
-            <w:tcMar>
-              <w:top w:w="60" w:type="dxa"/>
-              <w:bottom w:w="60" w:type="dxa"/>
-              <w:left w:w="80" w:type="dxa"/>
-              <w:right w:w="80" w:type="dxa"/>
-            </w:tcMar>
+            <w:tcW w:type="dxa" w:w="2340"/>
           </w:tcPr>
           <w:p>
             <w:r>
               <w:rPr>
-                <w:sz w:val="17"/>
+                <w:rFonts w:ascii="Times New Roman" w:hAnsi="Times New Roman"/>
+                <w:sz w:val="19"/>
               </w:rPr>
               <w:t>Describe the results of the search and selection process, from the number of records identified to included studies.</w:t>
             </w:r>
@@ -1453,20 +1121,15 @@
         </w:tc>
         <w:tc>
           <w:tcPr>
-            <w:tcW w:type="dxa" w:w="2484"/>
-            <w:tcMar>
-              <w:top w:w="60" w:type="dxa"/>
-              <w:bottom w:w="60" w:type="dxa"/>
-              <w:left w:w="80" w:type="dxa"/>
-              <w:right w:w="80" w:type="dxa"/>
-            </w:tcMar>
+            <w:tcW w:type="dxa" w:w="2340"/>
           </w:tcPr>
           <w:p>
             <w:r>
               <w:rPr>
-                <w:sz w:val="17"/>
+                <w:rFonts w:ascii="Times New Roman" w:hAnsi="Times New Roman"/>
+                <w:sz w:val="19"/>
               </w:rPr>
-              <w:t>Section 3.1, Figure 1 (PRISMA 2020 Flow Diagram)</w:t>
+              <w:t>Section 2.5, Figure 1 (PRISMA 2020 Flow Diagram: 9,112 raw -&gt; 1,829 dupes -&gt; 7,283 screened -&gt; 2,822 full text -&gt; 2,492 included)</w:t>
             </w:r>
           </w:p>
         </w:tc>
@@ -1474,38 +1137,26 @@
       <w:tr>
         <w:tc>
           <w:tcPr>
-            <w:tcW w:type="dxa" w:w="2484"/>
-            <w:tcMar>
-              <w:top w:w="60" w:type="dxa"/>
-              <w:bottom w:w="60" w:type="dxa"/>
-              <w:left w:w="80" w:type="dxa"/>
-              <w:right w:w="80" w:type="dxa"/>
-            </w:tcMar>
-            <w:shd w:fill="F2F5F9"/>
+            <w:tcW w:type="dxa" w:w="2340"/>
           </w:tcPr>
           <w:p>
             <w:r>
               <w:rPr>
-                <w:sz w:val="17"/>
+                <w:rFonts w:ascii="Times New Roman" w:hAnsi="Times New Roman"/>
+                <w:sz w:val="19"/>
               </w:rPr>
             </w:r>
           </w:p>
         </w:tc>
         <w:tc>
           <w:tcPr>
-            <w:tcW w:type="dxa" w:w="2484"/>
-            <w:tcMar>
-              <w:top w:w="60" w:type="dxa"/>
-              <w:bottom w:w="60" w:type="dxa"/>
-              <w:left w:w="80" w:type="dxa"/>
-              <w:right w:w="80" w:type="dxa"/>
-            </w:tcMar>
-            <w:shd w:fill="F2F5F9"/>
+            <w:tcW w:type="dxa" w:w="2340"/>
           </w:tcPr>
           <w:p>
             <w:r>
               <w:rPr>
-                <w:sz w:val="17"/>
+                <w:rFonts w:ascii="Times New Roman" w:hAnsi="Times New Roman"/>
+                <w:sz w:val="19"/>
               </w:rPr>
               <w:t>16b</w:t>
             </w:r>
@@ -1513,19 +1164,13 @@
         </w:tc>
         <w:tc>
           <w:tcPr>
-            <w:tcW w:type="dxa" w:w="2484"/>
-            <w:tcMar>
-              <w:top w:w="60" w:type="dxa"/>
-              <w:bottom w:w="60" w:type="dxa"/>
-              <w:left w:w="80" w:type="dxa"/>
-              <w:right w:w="80" w:type="dxa"/>
-            </w:tcMar>
-            <w:shd w:fill="F2F5F9"/>
+            <w:tcW w:type="dxa" w:w="2340"/>
           </w:tcPr>
           <w:p>
             <w:r>
               <w:rPr>
-                <w:sz w:val="17"/>
+                <w:rFonts w:ascii="Times New Roman" w:hAnsi="Times New Roman"/>
+                <w:sz w:val="19"/>
               </w:rPr>
               <w:t>Cite studies that might appear to meet the inclusion criteria, but which were excluded, and explain why.</w:t>
             </w:r>
@@ -1533,21 +1178,15 @@
         </w:tc>
         <w:tc>
           <w:tcPr>
-            <w:tcW w:type="dxa" w:w="2484"/>
-            <w:tcMar>
-              <w:top w:w="60" w:type="dxa"/>
-              <w:bottom w:w="60" w:type="dxa"/>
-              <w:left w:w="80" w:type="dxa"/>
-              <w:right w:w="80" w:type="dxa"/>
-            </w:tcMar>
-            <w:shd w:fill="F2F5F9"/>
+            <w:tcW w:type="dxa" w:w="2340"/>
           </w:tcPr>
           <w:p>
             <w:r>
               <w:rPr>
-                <w:sz w:val="17"/>
+                <w:rFonts w:ascii="Times New Roman" w:hAnsi="Times New Roman"/>
+                <w:sz w:val="19"/>
               </w:rPr>
-              <w:t>Section 2.4, `03_Screening/TitleAbstract_ScreeningLog.xlsx`</w:t>
+              <w:t>Section 2.5 &amp; `03_Screening/FullText_ScreeningLog.xlsx` (330 full-text exclusions with documented reasons)</w:t>
             </w:r>
           </w:p>
         </w:tc>
@@ -1555,36 +1194,26 @@
       <w:tr>
         <w:tc>
           <w:tcPr>
-            <w:tcW w:type="dxa" w:w="2484"/>
-            <w:tcMar>
-              <w:top w:w="60" w:type="dxa"/>
-              <w:bottom w:w="60" w:type="dxa"/>
-              <w:left w:w="80" w:type="dxa"/>
-              <w:right w:w="80" w:type="dxa"/>
-            </w:tcMar>
+            <w:tcW w:type="dxa" w:w="2340"/>
           </w:tcPr>
           <w:p>
             <w:r>
               <w:rPr>
-                <w:sz w:val="17"/>
+                <w:rFonts w:ascii="Times New Roman" w:hAnsi="Times New Roman"/>
+                <w:sz w:val="19"/>
               </w:rPr>
             </w:r>
           </w:p>
         </w:tc>
         <w:tc>
           <w:tcPr>
-            <w:tcW w:type="dxa" w:w="2484"/>
-            <w:tcMar>
-              <w:top w:w="60" w:type="dxa"/>
-              <w:bottom w:w="60" w:type="dxa"/>
-              <w:left w:w="80" w:type="dxa"/>
-              <w:right w:w="80" w:type="dxa"/>
-            </w:tcMar>
+            <w:tcW w:type="dxa" w:w="2340"/>
           </w:tcPr>
           <w:p>
             <w:r>
               <w:rPr>
-                <w:sz w:val="17"/>
+                <w:rFonts w:ascii="Times New Roman" w:hAnsi="Times New Roman"/>
+                <w:sz w:val="19"/>
               </w:rPr>
               <w:t>17</w:t>
             </w:r>
@@ -1592,18 +1221,13 @@
         </w:tc>
         <w:tc>
           <w:tcPr>
-            <w:tcW w:type="dxa" w:w="2484"/>
-            <w:tcMar>
-              <w:top w:w="60" w:type="dxa"/>
-              <w:bottom w:w="60" w:type="dxa"/>
-              <w:left w:w="80" w:type="dxa"/>
-              <w:right w:w="80" w:type="dxa"/>
-            </w:tcMar>
+            <w:tcW w:type="dxa" w:w="2340"/>
           </w:tcPr>
           <w:p>
             <w:r>
               <w:rPr>
-                <w:sz w:val="17"/>
+                <w:rFonts w:ascii="Times New Roman" w:hAnsi="Times New Roman"/>
+                <w:sz w:val="19"/>
               </w:rPr>
               <w:t>Cite each included study and present its characteristics.</w:t>
             </w:r>
@@ -1611,20 +1235,15 @@
         </w:tc>
         <w:tc>
           <w:tcPr>
-            <w:tcW w:type="dxa" w:w="2484"/>
-            <w:tcMar>
-              <w:top w:w="60" w:type="dxa"/>
-              <w:bottom w:w="60" w:type="dxa"/>
-              <w:left w:w="80" w:type="dxa"/>
-              <w:right w:w="80" w:type="dxa"/>
-            </w:tcMar>
+            <w:tcW w:type="dxa" w:w="2340"/>
           </w:tcPr>
           <w:p>
             <w:r>
               <w:rPr>
-                <w:sz w:val="17"/>
+                <w:rFonts w:ascii="Times New Roman" w:hAnsi="Times New Roman"/>
+                <w:sz w:val="19"/>
               </w:rPr>
-              <w:t>Section 3.2, `04_DataExtraction/Extraction_Completed_Master.xlsx` (2,822 studies)</w:t>
+              <w:t>Section 3.1–3.2 &amp; `04_DataExtraction/Extraction_Completed_Master.xlsx` (2,492 primary empirical studies)</w:t>
             </w:r>
           </w:p>
         </w:tc>
@@ -1632,38 +1251,26 @@
       <w:tr>
         <w:tc>
           <w:tcPr>
-            <w:tcW w:type="dxa" w:w="2484"/>
-            <w:tcMar>
-              <w:top w:w="60" w:type="dxa"/>
-              <w:bottom w:w="60" w:type="dxa"/>
-              <w:left w:w="80" w:type="dxa"/>
-              <w:right w:w="80" w:type="dxa"/>
-            </w:tcMar>
-            <w:shd w:fill="F2F5F9"/>
+            <w:tcW w:type="dxa" w:w="2340"/>
           </w:tcPr>
           <w:p>
             <w:r>
               <w:rPr>
-                <w:sz w:val="17"/>
+                <w:rFonts w:ascii="Times New Roman" w:hAnsi="Times New Roman"/>
+                <w:sz w:val="19"/>
               </w:rPr>
             </w:r>
           </w:p>
         </w:tc>
         <w:tc>
           <w:tcPr>
-            <w:tcW w:type="dxa" w:w="2484"/>
-            <w:tcMar>
-              <w:top w:w="60" w:type="dxa"/>
-              <w:bottom w:w="60" w:type="dxa"/>
-              <w:left w:w="80" w:type="dxa"/>
-              <w:right w:w="80" w:type="dxa"/>
-            </w:tcMar>
-            <w:shd w:fill="F2F5F9"/>
+            <w:tcW w:type="dxa" w:w="2340"/>
           </w:tcPr>
           <w:p>
             <w:r>
               <w:rPr>
-                <w:sz w:val="17"/>
+                <w:rFonts w:ascii="Times New Roman" w:hAnsi="Times New Roman"/>
+                <w:sz w:val="19"/>
               </w:rPr>
               <w:t>18</w:t>
             </w:r>
@@ -1671,19 +1278,13 @@
         </w:tc>
         <w:tc>
           <w:tcPr>
-            <w:tcW w:type="dxa" w:w="2484"/>
-            <w:tcMar>
-              <w:top w:w="60" w:type="dxa"/>
-              <w:bottom w:w="60" w:type="dxa"/>
-              <w:left w:w="80" w:type="dxa"/>
-              <w:right w:w="80" w:type="dxa"/>
-            </w:tcMar>
-            <w:shd w:fill="F2F5F9"/>
+            <w:tcW w:type="dxa" w:w="2340"/>
           </w:tcPr>
           <w:p>
             <w:r>
               <w:rPr>
-                <w:sz w:val="17"/>
+                <w:rFonts w:ascii="Times New Roman" w:hAnsi="Times New Roman"/>
+                <w:sz w:val="19"/>
               </w:rPr>
               <w:t>Present assessments of risk of bias for each included study.</w:t>
             </w:r>
@@ -1691,18 +1292,15 @@
         </w:tc>
         <w:tc>
           <w:tcPr>
-            <w:tcW w:type="dxa" w:w="2484"/>
-            <w:tcMar>
-              <w:top w:w="60" w:type="dxa"/>
-              <w:bottom w:w="60" w:type="dxa"/>
-              <w:left w:w="80" w:type="dxa"/>
-              <w:right w:w="80" w:type="dxa"/>
-            </w:tcMar>
-            <w:shd w:fill="F2F5F9"/>
+            <w:tcW w:type="dxa" w:w="2340"/>
           </w:tcPr>
           <w:p>
             <w:r>
-              <w:t>Section 4.1, Table 5, and 05_QualityAppraisal/Appraisal_Summary.xlsx</w:t>
+              <w:rPr>
+                <w:rFonts w:ascii="Times New Roman" w:hAnsi="Times New Roman"/>
+                <w:sz w:val="19"/>
+              </w:rPr>
+              <w:t>Section 4.1, Table 5, and `05_QualityAppraisal/Appraisal_Summary.xlsx` (24.7% Low, 75.3% Moderate)</w:t>
             </w:r>
           </w:p>
         </w:tc>
@@ -1710,36 +1308,26 @@
       <w:tr>
         <w:tc>
           <w:tcPr>
-            <w:tcW w:type="dxa" w:w="2484"/>
-            <w:tcMar>
-              <w:top w:w="60" w:type="dxa"/>
-              <w:bottom w:w="60" w:type="dxa"/>
-              <w:left w:w="80" w:type="dxa"/>
-              <w:right w:w="80" w:type="dxa"/>
-            </w:tcMar>
+            <w:tcW w:type="dxa" w:w="2340"/>
           </w:tcPr>
           <w:p>
             <w:r>
               <w:rPr>
-                <w:sz w:val="17"/>
+                <w:rFonts w:ascii="Times New Roman" w:hAnsi="Times New Roman"/>
+                <w:sz w:val="19"/>
               </w:rPr>
             </w:r>
           </w:p>
         </w:tc>
         <w:tc>
           <w:tcPr>
-            <w:tcW w:type="dxa" w:w="2484"/>
-            <w:tcMar>
-              <w:top w:w="60" w:type="dxa"/>
-              <w:bottom w:w="60" w:type="dxa"/>
-              <w:left w:w="80" w:type="dxa"/>
-              <w:right w:w="80" w:type="dxa"/>
-            </w:tcMar>
+            <w:tcW w:type="dxa" w:w="2340"/>
           </w:tcPr>
           <w:p>
             <w:r>
               <w:rPr>
-                <w:sz w:val="17"/>
+                <w:rFonts w:ascii="Times New Roman" w:hAnsi="Times New Roman"/>
+                <w:sz w:val="19"/>
               </w:rPr>
               <w:t>19</w:t>
             </w:r>
@@ -1747,18 +1335,13 @@
         </w:tc>
         <w:tc>
           <w:tcPr>
-            <w:tcW w:type="dxa" w:w="2484"/>
-            <w:tcMar>
-              <w:top w:w="60" w:type="dxa"/>
-              <w:bottom w:w="60" w:type="dxa"/>
-              <w:left w:w="80" w:type="dxa"/>
-              <w:right w:w="80" w:type="dxa"/>
-            </w:tcMar>
+            <w:tcW w:type="dxa" w:w="2340"/>
           </w:tcPr>
           <w:p>
             <w:r>
               <w:rPr>
-                <w:sz w:val="17"/>
+                <w:rFonts w:ascii="Times New Roman" w:hAnsi="Times New Roman"/>
+                <w:sz w:val="19"/>
               </w:rPr>
               <w:t>For all outcomes, present, for each study: summary statistics.</w:t>
             </w:r>
@@ -1766,17 +1349,15 @@
         </w:tc>
         <w:tc>
           <w:tcPr>
-            <w:tcW w:type="dxa" w:w="2484"/>
-            <w:tcMar>
-              <w:top w:w="60" w:type="dxa"/>
-              <w:bottom w:w="60" w:type="dxa"/>
-              <w:left w:w="80" w:type="dxa"/>
-              <w:right w:w="80" w:type="dxa"/>
-            </w:tcMar>
+            <w:tcW w:type="dxa" w:w="2340"/>
           </w:tcPr>
           <w:p>
             <w:r>
-              <w:t>Section 3.3–3.8, Tables 1–4, and 06_Analysis/Synthesis_Tables.xlsx</w:t>
+              <w:rPr>
+                <w:rFonts w:ascii="Times New Roman" w:hAnsi="Times New Roman"/>
+                <w:sz w:val="19"/>
+              </w:rPr>
+              <w:t>Section 3.3–3.7, Tables 1–4, and `06_Analysis/Synthesis_Tables.xlsx`</w:t>
             </w:r>
           </w:p>
         </w:tc>
@@ -1784,38 +1365,26 @@
       <w:tr>
         <w:tc>
           <w:tcPr>
-            <w:tcW w:type="dxa" w:w="2484"/>
-            <w:tcMar>
-              <w:top w:w="60" w:type="dxa"/>
-              <w:bottom w:w="60" w:type="dxa"/>
-              <w:left w:w="80" w:type="dxa"/>
-              <w:right w:w="80" w:type="dxa"/>
-            </w:tcMar>
-            <w:shd w:fill="F2F5F9"/>
+            <w:tcW w:type="dxa" w:w="2340"/>
           </w:tcPr>
           <w:p>
             <w:r>
               <w:rPr>
-                <w:sz w:val="17"/>
+                <w:rFonts w:ascii="Times New Roman" w:hAnsi="Times New Roman"/>
+                <w:sz w:val="19"/>
               </w:rPr>
             </w:r>
           </w:p>
         </w:tc>
         <w:tc>
           <w:tcPr>
-            <w:tcW w:type="dxa" w:w="2484"/>
-            <w:tcMar>
-              <w:top w:w="60" w:type="dxa"/>
-              <w:bottom w:w="60" w:type="dxa"/>
-              <w:left w:w="80" w:type="dxa"/>
-              <w:right w:w="80" w:type="dxa"/>
-            </w:tcMar>
-            <w:shd w:fill="F2F5F9"/>
+            <w:tcW w:type="dxa" w:w="2340"/>
           </w:tcPr>
           <w:p>
             <w:r>
               <w:rPr>
-                <w:sz w:val="17"/>
+                <w:rFonts w:ascii="Times New Roman" w:hAnsi="Times New Roman"/>
+                <w:sz w:val="19"/>
               </w:rPr>
               <w:t>20a-d</w:t>
             </w:r>
@@ -1823,19 +1392,13 @@
         </w:tc>
         <w:tc>
           <w:tcPr>
-            <w:tcW w:type="dxa" w:w="2484"/>
-            <w:tcMar>
-              <w:top w:w="60" w:type="dxa"/>
-              <w:bottom w:w="60" w:type="dxa"/>
-              <w:left w:w="80" w:type="dxa"/>
-              <w:right w:w="80" w:type="dxa"/>
-            </w:tcMar>
-            <w:shd w:fill="F2F5F9"/>
+            <w:tcW w:type="dxa" w:w="2340"/>
           </w:tcPr>
           <w:p>
             <w:r>
               <w:rPr>
-                <w:sz w:val="17"/>
+                <w:rFonts w:ascii="Times New Roman" w:hAnsi="Times New Roman"/>
+                <w:sz w:val="19"/>
               </w:rPr>
               <w:t>Present results of all statistical syntheses conducted.</w:t>
             </w:r>
@@ -1843,18 +1406,15 @@
         </w:tc>
         <w:tc>
           <w:tcPr>
-            <w:tcW w:type="dxa" w:w="2484"/>
-            <w:tcMar>
-              <w:top w:w="60" w:type="dxa"/>
-              <w:bottom w:w="60" w:type="dxa"/>
-              <w:left w:w="80" w:type="dxa"/>
-              <w:right w:w="80" w:type="dxa"/>
-            </w:tcMar>
-            <w:shd w:fill="F2F5F9"/>
+            <w:tcW w:type="dxa" w:w="2340"/>
           </w:tcPr>
           <w:p>
             <w:r>
-              <w:t>Section 3.1–3.8, Figures 1–5, and Tables 1–5</w:t>
+              <w:rPr>
+                <w:rFonts w:ascii="Times New Roman" w:hAnsi="Times New Roman"/>
+                <w:sz w:val="19"/>
+              </w:rPr>
+              <w:t>Section 3.1–3.7, Figures 1–5, and Tables 1–6</w:t>
             </w:r>
           </w:p>
         </w:tc>
@@ -1862,36 +1422,26 @@
       <w:tr>
         <w:tc>
           <w:tcPr>
-            <w:tcW w:type="dxa" w:w="2484"/>
-            <w:tcMar>
-              <w:top w:w="60" w:type="dxa"/>
-              <w:bottom w:w="60" w:type="dxa"/>
-              <w:left w:w="80" w:type="dxa"/>
-              <w:right w:w="80" w:type="dxa"/>
-            </w:tcMar>
+            <w:tcW w:type="dxa" w:w="2340"/>
           </w:tcPr>
           <w:p>
             <w:r>
               <w:rPr>
-                <w:sz w:val="17"/>
+                <w:rFonts w:ascii="Times New Roman" w:hAnsi="Times New Roman"/>
+                <w:sz w:val="19"/>
               </w:rPr>
             </w:r>
           </w:p>
         </w:tc>
         <w:tc>
           <w:tcPr>
-            <w:tcW w:type="dxa" w:w="2484"/>
-            <w:tcMar>
-              <w:top w:w="60" w:type="dxa"/>
-              <w:bottom w:w="60" w:type="dxa"/>
-              <w:left w:w="80" w:type="dxa"/>
-              <w:right w:w="80" w:type="dxa"/>
-            </w:tcMar>
+            <w:tcW w:type="dxa" w:w="2340"/>
           </w:tcPr>
           <w:p>
             <w:r>
               <w:rPr>
-                <w:sz w:val="17"/>
+                <w:rFonts w:ascii="Times New Roman" w:hAnsi="Times New Roman"/>
+                <w:sz w:val="19"/>
               </w:rPr>
               <w:t>21</w:t>
             </w:r>
@@ -1899,18 +1449,13 @@
         </w:tc>
         <w:tc>
           <w:tcPr>
-            <w:tcW w:type="dxa" w:w="2484"/>
-            <w:tcMar>
-              <w:top w:w="60" w:type="dxa"/>
-              <w:bottom w:w="60" w:type="dxa"/>
-              <w:left w:w="80" w:type="dxa"/>
-              <w:right w:w="80" w:type="dxa"/>
-            </w:tcMar>
+            <w:tcW w:type="dxa" w:w="2340"/>
           </w:tcPr>
           <w:p>
             <w:r>
               <w:rPr>
-                <w:sz w:val="17"/>
+                <w:rFonts w:ascii="Times New Roman" w:hAnsi="Times New Roman"/>
+                <w:sz w:val="19"/>
               </w:rPr>
               <w:t>Present results of any investigations of possible causes of heterogeneity among study results.</w:t>
             </w:r>
@@ -1918,17 +1463,15 @@
         </w:tc>
         <w:tc>
           <w:tcPr>
-            <w:tcW w:type="dxa" w:w="2484"/>
-            <w:tcMar>
-              <w:top w:w="60" w:type="dxa"/>
-              <w:bottom w:w="60" w:type="dxa"/>
-              <w:left w:w="80" w:type="dxa"/>
-              <w:right w:w="80" w:type="dxa"/>
-            </w:tcMar>
+            <w:tcW w:type="dxa" w:w="2340"/>
           </w:tcPr>
           <w:p>
             <w:r>
-              <w:t>Section 3.3, 3.4, 3.8 (Material variant and regional analysis)</w:t>
+              <w:rPr>
+                <w:rFonts w:ascii="Times New Roman" w:hAnsi="Times New Roman"/>
+                <w:sz w:val="19"/>
+              </w:rPr>
+              <w:t>Section 3.3–3.7 (Comparative analysis across material formulations, stabilizers, curing regimes)</w:t>
             </w:r>
           </w:p>
         </w:tc>
@@ -1936,38 +1479,26 @@
       <w:tr>
         <w:tc>
           <w:tcPr>
-            <w:tcW w:type="dxa" w:w="2484"/>
-            <w:tcMar>
-              <w:top w:w="60" w:type="dxa"/>
-              <w:bottom w:w="60" w:type="dxa"/>
-              <w:left w:w="80" w:type="dxa"/>
-              <w:right w:w="80" w:type="dxa"/>
-            </w:tcMar>
-            <w:shd w:fill="F2F5F9"/>
+            <w:tcW w:type="dxa" w:w="2340"/>
           </w:tcPr>
           <w:p>
             <w:r>
               <w:rPr>
-                <w:sz w:val="17"/>
+                <w:rFonts w:ascii="Times New Roman" w:hAnsi="Times New Roman"/>
+                <w:sz w:val="19"/>
               </w:rPr>
             </w:r>
           </w:p>
         </w:tc>
         <w:tc>
           <w:tcPr>
-            <w:tcW w:type="dxa" w:w="2484"/>
-            <w:tcMar>
-              <w:top w:w="60" w:type="dxa"/>
-              <w:bottom w:w="60" w:type="dxa"/>
-              <w:left w:w="80" w:type="dxa"/>
-              <w:right w:w="80" w:type="dxa"/>
-            </w:tcMar>
-            <w:shd w:fill="F2F5F9"/>
+            <w:tcW w:type="dxa" w:w="2340"/>
           </w:tcPr>
           <w:p>
             <w:r>
               <w:rPr>
-                <w:sz w:val="17"/>
+                <w:rFonts w:ascii="Times New Roman" w:hAnsi="Times New Roman"/>
+                <w:sz w:val="19"/>
               </w:rPr>
               <w:t>22</w:t>
             </w:r>
@@ -1975,19 +1506,13 @@
         </w:tc>
         <w:tc>
           <w:tcPr>
-            <w:tcW w:type="dxa" w:w="2484"/>
-            <w:tcMar>
-              <w:top w:w="60" w:type="dxa"/>
-              <w:bottom w:w="60" w:type="dxa"/>
-              <w:left w:w="80" w:type="dxa"/>
-              <w:right w:w="80" w:type="dxa"/>
-            </w:tcMar>
-            <w:shd w:fill="F2F5F9"/>
+            <w:tcW w:type="dxa" w:w="2340"/>
           </w:tcPr>
           <w:p>
             <w:r>
               <w:rPr>
-                <w:sz w:val="17"/>
+                <w:rFonts w:ascii="Times New Roman" w:hAnsi="Times New Roman"/>
+                <w:sz w:val="19"/>
               </w:rPr>
               <w:t>Present results of any sensitivity analyses conducted.</w:t>
             </w:r>
@@ -1995,18 +1520,15 @@
         </w:tc>
         <w:tc>
           <w:tcPr>
-            <w:tcW w:type="dxa" w:w="2484"/>
-            <w:tcMar>
-              <w:top w:w="60" w:type="dxa"/>
-              <w:bottom w:w="60" w:type="dxa"/>
-              <w:left w:w="80" w:type="dxa"/>
-              <w:right w:w="80" w:type="dxa"/>
-            </w:tcMar>
-            <w:shd w:fill="F2F5F9"/>
+            <w:tcW w:type="dxa" w:w="2340"/>
           </w:tcPr>
           <w:p>
             <w:r>
-              <w:t>Section 4.1 (100% low risk of bias compliance under JBI criteria)</w:t>
+              <w:rPr>
+                <w:rFonts w:ascii="Times New Roman" w:hAnsi="Times New Roman"/>
+                <w:sz w:val="19"/>
+              </w:rPr>
+              <w:t>Section 4.1 (Evaluation of reporting quality and variance reporting across material classes)</w:t>
             </w:r>
           </w:p>
         </w:tc>
@@ -2014,18 +1536,13 @@
       <w:tr>
         <w:tc>
           <w:tcPr>
-            <w:tcW w:type="dxa" w:w="2484"/>
-            <w:tcMar>
-              <w:top w:w="60" w:type="dxa"/>
-              <w:bottom w:w="60" w:type="dxa"/>
-              <w:left w:w="80" w:type="dxa"/>
-              <w:right w:w="80" w:type="dxa"/>
-            </w:tcMar>
+            <w:tcW w:type="dxa" w:w="2340"/>
           </w:tcPr>
           <w:p>
             <w:r>
               <w:rPr>
-                <w:sz w:val="17"/>
+                <w:rFonts w:ascii="Times New Roman" w:hAnsi="Times New Roman"/>
+                <w:sz w:val="19"/>
               </w:rPr>
               <w:t>**DISCUSSION**</w:t>
             </w:r>
@@ -2033,18 +1550,13 @@
         </w:tc>
         <w:tc>
           <w:tcPr>
-            <w:tcW w:type="dxa" w:w="2484"/>
-            <w:tcMar>
-              <w:top w:w="60" w:type="dxa"/>
-              <w:bottom w:w="60" w:type="dxa"/>
-              <w:left w:w="80" w:type="dxa"/>
-              <w:right w:w="80" w:type="dxa"/>
-            </w:tcMar>
+            <w:tcW w:type="dxa" w:w="2340"/>
           </w:tcPr>
           <w:p>
             <w:r>
               <w:rPr>
-                <w:sz w:val="17"/>
+                <w:rFonts w:ascii="Times New Roman" w:hAnsi="Times New Roman"/>
+                <w:sz w:val="19"/>
               </w:rPr>
               <w:t>23a</w:t>
             </w:r>
@@ -2052,18 +1564,13 @@
         </w:tc>
         <w:tc>
           <w:tcPr>
-            <w:tcW w:type="dxa" w:w="2484"/>
-            <w:tcMar>
-              <w:top w:w="60" w:type="dxa"/>
-              <w:bottom w:w="60" w:type="dxa"/>
-              <w:left w:w="80" w:type="dxa"/>
-              <w:right w:w="80" w:type="dxa"/>
-            </w:tcMar>
+            <w:tcW w:type="dxa" w:w="2340"/>
           </w:tcPr>
           <w:p>
             <w:r>
               <w:rPr>
-                <w:sz w:val="17"/>
+                <w:rFonts w:ascii="Times New Roman" w:hAnsi="Times New Roman"/>
+                <w:sz w:val="19"/>
               </w:rPr>
               <w:t>Provide a general interpretation of the results in the context of other evidence.</w:t>
             </w:r>
@@ -2071,20 +1578,15 @@
         </w:tc>
         <w:tc>
           <w:tcPr>
-            <w:tcW w:type="dxa" w:w="2484"/>
-            <w:tcMar>
-              <w:top w:w="60" w:type="dxa"/>
-              <w:bottom w:w="60" w:type="dxa"/>
-              <w:left w:w="80" w:type="dxa"/>
-              <w:right w:w="80" w:type="dxa"/>
-            </w:tcMar>
+            <w:tcW w:type="dxa" w:w="2340"/>
           </w:tcPr>
           <w:p>
             <w:r>
               <w:rPr>
-                <w:sz w:val="17"/>
+                <w:rFonts w:ascii="Times New Roman" w:hAnsi="Times New Roman"/>
+                <w:sz w:val="19"/>
               </w:rPr>
-              <w:t>Section 4.1, 4.2 (Resolving strength-sustainability paradox, affordability)</w:t>
+              <w:t>Section 4.1, 4.2 (Technical viability vs. informal market dynamics and artisanal block quality)</w:t>
             </w:r>
           </w:p>
         </w:tc>
@@ -2092,38 +1594,26 @@
       <w:tr>
         <w:tc>
           <w:tcPr>
-            <w:tcW w:type="dxa" w:w="2484"/>
-            <w:tcMar>
-              <w:top w:w="60" w:type="dxa"/>
-              <w:bottom w:w="60" w:type="dxa"/>
-              <w:left w:w="80" w:type="dxa"/>
-              <w:right w:w="80" w:type="dxa"/>
-            </w:tcMar>
-            <w:shd w:fill="F2F5F9"/>
+            <w:tcW w:type="dxa" w:w="2340"/>
           </w:tcPr>
           <w:p>
             <w:r>
               <w:rPr>
-                <w:sz w:val="17"/>
+                <w:rFonts w:ascii="Times New Roman" w:hAnsi="Times New Roman"/>
+                <w:sz w:val="19"/>
               </w:rPr>
             </w:r>
           </w:p>
         </w:tc>
         <w:tc>
           <w:tcPr>
-            <w:tcW w:type="dxa" w:w="2484"/>
-            <w:tcMar>
-              <w:top w:w="60" w:type="dxa"/>
-              <w:bottom w:w="60" w:type="dxa"/>
-              <w:left w:w="80" w:type="dxa"/>
-              <w:right w:w="80" w:type="dxa"/>
-            </w:tcMar>
-            <w:shd w:fill="F2F5F9"/>
+            <w:tcW w:type="dxa" w:w="2340"/>
           </w:tcPr>
           <w:p>
             <w:r>
               <w:rPr>
-                <w:sz w:val="17"/>
+                <w:rFonts w:ascii="Times New Roman" w:hAnsi="Times New Roman"/>
+                <w:sz w:val="19"/>
               </w:rPr>
               <w:t>23b</w:t>
             </w:r>
@@ -2131,19 +1621,13 @@
         </w:tc>
         <w:tc>
           <w:tcPr>
-            <w:tcW w:type="dxa" w:w="2484"/>
-            <w:tcMar>
-              <w:top w:w="60" w:type="dxa"/>
-              <w:bottom w:w="60" w:type="dxa"/>
-              <w:left w:w="80" w:type="dxa"/>
-              <w:right w:w="80" w:type="dxa"/>
-            </w:tcMar>
-            <w:shd w:fill="F2F5F9"/>
+            <w:tcW w:type="dxa" w:w="2340"/>
           </w:tcPr>
           <w:p>
             <w:r>
               <w:rPr>
-                <w:sz w:val="17"/>
+                <w:rFonts w:ascii="Times New Roman" w:hAnsi="Times New Roman"/>
+                <w:sz w:val="19"/>
               </w:rPr>
               <w:t>Discuss any limitations of the evidence included in the review.</w:t>
             </w:r>
@@ -2151,21 +1635,15 @@
         </w:tc>
         <w:tc>
           <w:tcPr>
-            <w:tcW w:type="dxa" w:w="2484"/>
-            <w:tcMar>
-              <w:top w:w="60" w:type="dxa"/>
-              <w:bottom w:w="60" w:type="dxa"/>
-              <w:left w:w="80" w:type="dxa"/>
-              <w:right w:w="80" w:type="dxa"/>
-            </w:tcMar>
-            <w:shd w:fill="F2F5F9"/>
+            <w:tcW w:type="dxa" w:w="2340"/>
           </w:tcPr>
           <w:p>
             <w:r>
               <w:rPr>
-                <w:sz w:val="17"/>
+                <w:rFonts w:ascii="Times New Roman" w:hAnsi="Times New Roman"/>
+                <w:sz w:val="19"/>
               </w:rPr>
-              <w:t>Section 4.4 (Lack of long-term weathering data, European LCA background data)</w:t>
+              <w:t>Section 4.4 (Scarcity of multi-year tropical weathering data, European LCA background inventories)</w:t>
             </w:r>
           </w:p>
         </w:tc>
@@ -2173,36 +1651,26 @@
       <w:tr>
         <w:tc>
           <w:tcPr>
-            <w:tcW w:type="dxa" w:w="2484"/>
-            <w:tcMar>
-              <w:top w:w="60" w:type="dxa"/>
-              <w:bottom w:w="60" w:type="dxa"/>
-              <w:left w:w="80" w:type="dxa"/>
-              <w:right w:w="80" w:type="dxa"/>
-            </w:tcMar>
+            <w:tcW w:type="dxa" w:w="2340"/>
           </w:tcPr>
           <w:p>
             <w:r>
               <w:rPr>
-                <w:sz w:val="17"/>
+                <w:rFonts w:ascii="Times New Roman" w:hAnsi="Times New Roman"/>
+                <w:sz w:val="19"/>
               </w:rPr>
             </w:r>
           </w:p>
         </w:tc>
         <w:tc>
           <w:tcPr>
-            <w:tcW w:type="dxa" w:w="2484"/>
-            <w:tcMar>
-              <w:top w:w="60" w:type="dxa"/>
-              <w:bottom w:w="60" w:type="dxa"/>
-              <w:left w:w="80" w:type="dxa"/>
-              <w:right w:w="80" w:type="dxa"/>
-            </w:tcMar>
+            <w:tcW w:type="dxa" w:w="2340"/>
           </w:tcPr>
           <w:p>
             <w:r>
               <w:rPr>
-                <w:sz w:val="17"/>
+                <w:rFonts w:ascii="Times New Roman" w:hAnsi="Times New Roman"/>
+                <w:sz w:val="19"/>
               </w:rPr>
               <w:t>23c</w:t>
             </w:r>
@@ -2210,18 +1678,13 @@
         </w:tc>
         <w:tc>
           <w:tcPr>
-            <w:tcW w:type="dxa" w:w="2484"/>
-            <w:tcMar>
-              <w:top w:w="60" w:type="dxa"/>
-              <w:bottom w:w="60" w:type="dxa"/>
-              <w:left w:w="80" w:type="dxa"/>
-              <w:right w:w="80" w:type="dxa"/>
-            </w:tcMar>
+            <w:tcW w:type="dxa" w:w="2340"/>
           </w:tcPr>
           <w:p>
             <w:r>
               <w:rPr>
-                <w:sz w:val="17"/>
+                <w:rFonts w:ascii="Times New Roman" w:hAnsi="Times New Roman"/>
+                <w:sz w:val="19"/>
               </w:rPr>
               <w:t>Discuss any limitations of the review processes used.</w:t>
             </w:r>
@@ -2229,20 +1692,15 @@
         </w:tc>
         <w:tc>
           <w:tcPr>
-            <w:tcW w:type="dxa" w:w="2484"/>
-            <w:tcMar>
-              <w:top w:w="60" w:type="dxa"/>
-              <w:bottom w:w="60" w:type="dxa"/>
-              <w:left w:w="80" w:type="dxa"/>
-              <w:right w:w="80" w:type="dxa"/>
-            </w:tcMar>
+            <w:tcW w:type="dxa" w:w="2340"/>
           </w:tcPr>
           <w:p>
             <w:r>
               <w:rPr>
-                <w:sz w:val="17"/>
+                <w:rFonts w:ascii="Times New Roman" w:hAnsi="Times New Roman"/>
+                <w:sz w:val="19"/>
               </w:rPr>
-              <w:t>Section 4.4 (Language limit to English, systematic review scope)</w:t>
+              <w:t>Section 4.4 (Single-reviewer screening methodology disclosed per PRISMA Item 8)</w:t>
             </w:r>
           </w:p>
         </w:tc>
@@ -2250,38 +1708,26 @@
       <w:tr>
         <w:tc>
           <w:tcPr>
-            <w:tcW w:type="dxa" w:w="2484"/>
-            <w:tcMar>
-              <w:top w:w="60" w:type="dxa"/>
-              <w:bottom w:w="60" w:type="dxa"/>
-              <w:left w:w="80" w:type="dxa"/>
-              <w:right w:w="80" w:type="dxa"/>
-            </w:tcMar>
-            <w:shd w:fill="F2F5F9"/>
+            <w:tcW w:type="dxa" w:w="2340"/>
           </w:tcPr>
           <w:p>
             <w:r>
               <w:rPr>
-                <w:sz w:val="17"/>
+                <w:rFonts w:ascii="Times New Roman" w:hAnsi="Times New Roman"/>
+                <w:sz w:val="19"/>
               </w:rPr>
             </w:r>
           </w:p>
         </w:tc>
         <w:tc>
           <w:tcPr>
-            <w:tcW w:type="dxa" w:w="2484"/>
-            <w:tcMar>
-              <w:top w:w="60" w:type="dxa"/>
-              <w:bottom w:w="60" w:type="dxa"/>
-              <w:left w:w="80" w:type="dxa"/>
-              <w:right w:w="80" w:type="dxa"/>
-            </w:tcMar>
-            <w:shd w:fill="F2F5F9"/>
+            <w:tcW w:type="dxa" w:w="2340"/>
           </w:tcPr>
           <w:p>
             <w:r>
               <w:rPr>
-                <w:sz w:val="17"/>
+                <w:rFonts w:ascii="Times New Roman" w:hAnsi="Times New Roman"/>
+                <w:sz w:val="19"/>
               </w:rPr>
               <w:t>23d</w:t>
             </w:r>
@@ -2289,19 +1735,13 @@
         </w:tc>
         <w:tc>
           <w:tcPr>
-            <w:tcW w:type="dxa" w:w="2484"/>
-            <w:tcMar>
-              <w:top w:w="60" w:type="dxa"/>
-              <w:bottom w:w="60" w:type="dxa"/>
-              <w:left w:w="80" w:type="dxa"/>
-              <w:right w:w="80" w:type="dxa"/>
-            </w:tcMar>
-            <w:shd w:fill="F2F5F9"/>
+            <w:tcW w:type="dxa" w:w="2340"/>
           </w:tcPr>
           <w:p>
             <w:r>
               <w:rPr>
-                <w:sz w:val="17"/>
+                <w:rFonts w:ascii="Times New Roman" w:hAnsi="Times New Roman"/>
+                <w:sz w:val="19"/>
               </w:rPr>
               <w:t>Discuss implications of the results for practice, policy, and future research.</w:t>
             </w:r>
@@ -2309,21 +1749,15 @@
         </w:tc>
         <w:tc>
           <w:tcPr>
-            <w:tcW w:type="dxa" w:w="2484"/>
-            <w:tcMar>
-              <w:top w:w="60" w:type="dxa"/>
-              <w:bottom w:w="60" w:type="dxa"/>
-              <w:left w:w="80" w:type="dxa"/>
-              <w:right w:w="80" w:type="dxa"/>
-            </w:tcMar>
-            <w:shd w:fill="F2F5F9"/>
+            <w:tcW w:type="dxa" w:w="2340"/>
           </w:tcPr>
           <w:p>
             <w:r>
               <w:rPr>
-                <w:sz w:val="17"/>
+                <w:rFonts w:ascii="Times New Roman" w:hAnsi="Times New Roman"/>
+                <w:sz w:val="19"/>
               </w:rPr>
-              <w:t>Section 4.3, Section 5.2 (Strategic Action Roadmap 2026–2030, ARSO standards)</w:t>
+              <w:t>Section 4.3, Section 5.4 (Strategic Roadmap: ARSO code gazetting, 25% procurement quotas, TVET curricula)</w:t>
             </w:r>
           </w:p>
         </w:tc>
@@ -2331,18 +1765,13 @@
       <w:tr>
         <w:tc>
           <w:tcPr>
-            <w:tcW w:type="dxa" w:w="2484"/>
-            <w:tcMar>
-              <w:top w:w="60" w:type="dxa"/>
-              <w:bottom w:w="60" w:type="dxa"/>
-              <w:left w:w="80" w:type="dxa"/>
-              <w:right w:w="80" w:type="dxa"/>
-            </w:tcMar>
+            <w:tcW w:type="dxa" w:w="2340"/>
           </w:tcPr>
           <w:p>
             <w:r>
               <w:rPr>
-                <w:sz w:val="17"/>
+                <w:rFonts w:ascii="Times New Roman" w:hAnsi="Times New Roman"/>
+                <w:sz w:val="19"/>
               </w:rPr>
               <w:t>**OTHER**</w:t>
             </w:r>
@@ -2350,18 +1779,13 @@
         </w:tc>
         <w:tc>
           <w:tcPr>
-            <w:tcW w:type="dxa" w:w="2484"/>
-            <w:tcMar>
-              <w:top w:w="60" w:type="dxa"/>
-              <w:bottom w:w="60" w:type="dxa"/>
-              <w:left w:w="80" w:type="dxa"/>
-              <w:right w:w="80" w:type="dxa"/>
-            </w:tcMar>
+            <w:tcW w:type="dxa" w:w="2340"/>
           </w:tcPr>
           <w:p>
             <w:r>
               <w:rPr>
-                <w:sz w:val="17"/>
+                <w:rFonts w:ascii="Times New Roman" w:hAnsi="Times New Roman"/>
+                <w:sz w:val="19"/>
               </w:rPr>
               <w:t>24a-c</w:t>
             </w:r>
@@ -2369,18 +1793,13 @@
         </w:tc>
         <w:tc>
           <w:tcPr>
-            <w:tcW w:type="dxa" w:w="2484"/>
-            <w:tcMar>
-              <w:top w:w="60" w:type="dxa"/>
-              <w:bottom w:w="60" w:type="dxa"/>
-              <w:left w:w="80" w:type="dxa"/>
-              <w:right w:w="80" w:type="dxa"/>
-            </w:tcMar>
+            <w:tcW w:type="dxa" w:w="2340"/>
           </w:tcPr>
           <w:p>
             <w:r>
               <w:rPr>
-                <w:sz w:val="17"/>
+                <w:rFonts w:ascii="Times New Roman" w:hAnsi="Times New Roman"/>
+                <w:sz w:val="19"/>
               </w:rPr>
               <w:t>Provide registration information for the review, including register name and registration number.</w:t>
             </w:r>
@@ -2388,20 +1807,15 @@
         </w:tc>
         <w:tc>
           <w:tcPr>
-            <w:tcW w:type="dxa" w:w="2484"/>
-            <w:tcMar>
-              <w:top w:w="60" w:type="dxa"/>
-              <w:bottom w:w="60" w:type="dxa"/>
-              <w:left w:w="80" w:type="dxa"/>
-              <w:right w:w="80" w:type="dxa"/>
-            </w:tcMar>
+            <w:tcW w:type="dxa" w:w="2340"/>
           </w:tcPr>
           <w:p>
             <w:r>
               <w:rPr>
-                <w:sz w:val="17"/>
+                <w:rFonts w:ascii="Times New Roman" w:hAnsi="Times New Roman"/>
+                <w:sz w:val="19"/>
               </w:rPr>
-              <w:t>Section 2.1 &amp; Declarations (OSF registration &amp; Zenodo DOI: 10.5281/zenodo.22771539)</w:t>
+              <w:t>Section 2.1 &amp; Declarations (OSF Registration: https://osf.io/dvukp/ &amp; Zenodo DOI: 10.5281/zenodo.22771539)</w:t>
             </w:r>
           </w:p>
         </w:tc>
@@ -2409,38 +1823,26 @@
       <w:tr>
         <w:tc>
           <w:tcPr>
-            <w:tcW w:type="dxa" w:w="2484"/>
-            <w:tcMar>
-              <w:top w:w="60" w:type="dxa"/>
-              <w:bottom w:w="60" w:type="dxa"/>
-              <w:left w:w="80" w:type="dxa"/>
-              <w:right w:w="80" w:type="dxa"/>
-            </w:tcMar>
-            <w:shd w:fill="F2F5F9"/>
+            <w:tcW w:type="dxa" w:w="2340"/>
           </w:tcPr>
           <w:p>
             <w:r>
               <w:rPr>
-                <w:sz w:val="17"/>
+                <w:rFonts w:ascii="Times New Roman" w:hAnsi="Times New Roman"/>
+                <w:sz w:val="19"/>
               </w:rPr>
             </w:r>
           </w:p>
         </w:tc>
         <w:tc>
           <w:tcPr>
-            <w:tcW w:type="dxa" w:w="2484"/>
-            <w:tcMar>
-              <w:top w:w="60" w:type="dxa"/>
-              <w:bottom w:w="60" w:type="dxa"/>
-              <w:left w:w="80" w:type="dxa"/>
-              <w:right w:w="80" w:type="dxa"/>
-            </w:tcMar>
-            <w:shd w:fill="F2F5F9"/>
+            <w:tcW w:type="dxa" w:w="2340"/>
           </w:tcPr>
           <w:p>
             <w:r>
               <w:rPr>
-                <w:sz w:val="17"/>
+                <w:rFonts w:ascii="Times New Roman" w:hAnsi="Times New Roman"/>
+                <w:sz w:val="19"/>
               </w:rPr>
               <w:t>25</w:t>
             </w:r>
@@ -2448,19 +1850,13 @@
         </w:tc>
         <w:tc>
           <w:tcPr>
-            <w:tcW w:type="dxa" w:w="2484"/>
-            <w:tcMar>
-              <w:top w:w="60" w:type="dxa"/>
-              <w:bottom w:w="60" w:type="dxa"/>
-              <w:left w:w="80" w:type="dxa"/>
-              <w:right w:w="80" w:type="dxa"/>
-            </w:tcMar>
-            <w:shd w:fill="F2F5F9"/>
+            <w:tcW w:type="dxa" w:w="2340"/>
           </w:tcPr>
           <w:p>
             <w:r>
               <w:rPr>
-                <w:sz w:val="17"/>
+                <w:rFonts w:ascii="Times New Roman" w:hAnsi="Times New Roman"/>
+                <w:sz w:val="19"/>
               </w:rPr>
               <w:t>Describe and explain any amendments to information provided at registration or in the protocol.</w:t>
             </w:r>
@@ -2468,21 +1864,15 @@
         </w:tc>
         <w:tc>
           <w:tcPr>
-            <w:tcW w:type="dxa" w:w="2484"/>
-            <w:tcMar>
-              <w:top w:w="60" w:type="dxa"/>
-              <w:bottom w:w="60" w:type="dxa"/>
-              <w:left w:w="80" w:type="dxa"/>
-              <w:right w:w="80" w:type="dxa"/>
-            </w:tcMar>
-            <w:shd w:fill="F2F5F9"/>
+            <w:tcW w:type="dxa" w:w="2340"/>
           </w:tcPr>
           <w:p>
             <w:r>
               <w:rPr>
-                <w:sz w:val="17"/>
+                <w:rFonts w:ascii="Times New Roman" w:hAnsi="Times New Roman"/>
+                <w:sz w:val="19"/>
               </w:rPr>
-              <w:t>Declarations &amp; `OSF_CHANGELOG.md` (Dual-redundancy switch to Zenodo during OSF downtime)</w:t>
+              <w:t>Section 2.1 &amp; `OSF_CHANGELOG.md` (Protocol deviation disclosure: Scopus/WoS to Scholar/OpenAlex/DOAJ/AJOL)</w:t>
             </w:r>
           </w:p>
         </w:tc>
@@ -2490,36 +1880,26 @@
       <w:tr>
         <w:tc>
           <w:tcPr>
-            <w:tcW w:type="dxa" w:w="2484"/>
-            <w:tcMar>
-              <w:top w:w="60" w:type="dxa"/>
-              <w:bottom w:w="60" w:type="dxa"/>
-              <w:left w:w="80" w:type="dxa"/>
-              <w:right w:w="80" w:type="dxa"/>
-            </w:tcMar>
+            <w:tcW w:type="dxa" w:w="2340"/>
           </w:tcPr>
           <w:p>
             <w:r>
               <w:rPr>
-                <w:sz w:val="17"/>
+                <w:rFonts w:ascii="Times New Roman" w:hAnsi="Times New Roman"/>
+                <w:sz w:val="19"/>
               </w:rPr>
             </w:r>
           </w:p>
         </w:tc>
         <w:tc>
           <w:tcPr>
-            <w:tcW w:type="dxa" w:w="2484"/>
-            <w:tcMar>
-              <w:top w:w="60" w:type="dxa"/>
-              <w:bottom w:w="60" w:type="dxa"/>
-              <w:left w:w="80" w:type="dxa"/>
-              <w:right w:w="80" w:type="dxa"/>
-            </w:tcMar>
+            <w:tcW w:type="dxa" w:w="2340"/>
           </w:tcPr>
           <w:p>
             <w:r>
               <w:rPr>
-                <w:sz w:val="17"/>
+                <w:rFonts w:ascii="Times New Roman" w:hAnsi="Times New Roman"/>
+                <w:sz w:val="19"/>
               </w:rPr>
               <w:t>26</w:t>
             </w:r>
@@ -2527,18 +1907,13 @@
         </w:tc>
         <w:tc>
           <w:tcPr>
-            <w:tcW w:type="dxa" w:w="2484"/>
-            <w:tcMar>
-              <w:top w:w="60" w:type="dxa"/>
-              <w:bottom w:w="60" w:type="dxa"/>
-              <w:left w:w="80" w:type="dxa"/>
-              <w:right w:w="80" w:type="dxa"/>
-            </w:tcMar>
+            <w:tcW w:type="dxa" w:w="2340"/>
           </w:tcPr>
           <w:p>
             <w:r>
               <w:rPr>
-                <w:sz w:val="17"/>
+                <w:rFonts w:ascii="Times New Roman" w:hAnsi="Times New Roman"/>
+                <w:sz w:val="19"/>
               </w:rPr>
               <w:t>Describe sources of financial or other support for the review.</w:t>
             </w:r>
@@ -2546,20 +1921,15 @@
         </w:tc>
         <w:tc>
           <w:tcPr>
-            <w:tcW w:type="dxa" w:w="2484"/>
-            <w:tcMar>
-              <w:top w:w="60" w:type="dxa"/>
-              <w:bottom w:w="60" w:type="dxa"/>
-              <w:left w:w="80" w:type="dxa"/>
-              <w:right w:w="80" w:type="dxa"/>
-            </w:tcMar>
+            <w:tcW w:type="dxa" w:w="2340"/>
           </w:tcPr>
           <w:p>
             <w:r>
               <w:rPr>
-                <w:sz w:val="17"/>
+                <w:rFonts w:ascii="Times New Roman" w:hAnsi="Times New Roman"/>
+                <w:sz w:val="19"/>
               </w:rPr>
-              <w:t>Declarations (No external funding received)</w:t>
+              <w:t>Declarations (Independent research; no external funding received)</w:t>
             </w:r>
           </w:p>
         </w:tc>
@@ -2567,38 +1937,26 @@
       <w:tr>
         <w:tc>
           <w:tcPr>
-            <w:tcW w:type="dxa" w:w="2484"/>
-            <w:tcMar>
-              <w:top w:w="60" w:type="dxa"/>
-              <w:bottom w:w="60" w:type="dxa"/>
-              <w:left w:w="80" w:type="dxa"/>
-              <w:right w:w="80" w:type="dxa"/>
-            </w:tcMar>
-            <w:shd w:fill="F2F5F9"/>
+            <w:tcW w:type="dxa" w:w="2340"/>
           </w:tcPr>
           <w:p>
             <w:r>
               <w:rPr>
-                <w:sz w:val="17"/>
+                <w:rFonts w:ascii="Times New Roman" w:hAnsi="Times New Roman"/>
+                <w:sz w:val="19"/>
               </w:rPr>
             </w:r>
           </w:p>
         </w:tc>
         <w:tc>
           <w:tcPr>
-            <w:tcW w:type="dxa" w:w="2484"/>
-            <w:tcMar>
-              <w:top w:w="60" w:type="dxa"/>
-              <w:bottom w:w="60" w:type="dxa"/>
-              <w:left w:w="80" w:type="dxa"/>
-              <w:right w:w="80" w:type="dxa"/>
-            </w:tcMar>
-            <w:shd w:fill="F2F5F9"/>
+            <w:tcW w:type="dxa" w:w="2340"/>
           </w:tcPr>
           <w:p>
             <w:r>
               <w:rPr>
-                <w:sz w:val="17"/>
+                <w:rFonts w:ascii="Times New Roman" w:hAnsi="Times New Roman"/>
+                <w:sz w:val="19"/>
               </w:rPr>
               <w:t>27</w:t>
             </w:r>
@@ -2606,19 +1964,13 @@
         </w:tc>
         <w:tc>
           <w:tcPr>
-            <w:tcW w:type="dxa" w:w="2484"/>
-            <w:tcMar>
-              <w:top w:w="60" w:type="dxa"/>
-              <w:bottom w:w="60" w:type="dxa"/>
-              <w:left w:w="80" w:type="dxa"/>
-              <w:right w:w="80" w:type="dxa"/>
-            </w:tcMar>
-            <w:shd w:fill="F2F5F9"/>
+            <w:tcW w:type="dxa" w:w="2340"/>
           </w:tcPr>
           <w:p>
             <w:r>
               <w:rPr>
-                <w:sz w:val="17"/>
+                <w:rFonts w:ascii="Times New Roman" w:hAnsi="Times New Roman"/>
+                <w:sz w:val="19"/>
               </w:rPr>
               <w:t>Declare any competing interests of review authors.</w:t>
             </w:r>
@@ -2626,21 +1978,15 @@
         </w:tc>
         <w:tc>
           <w:tcPr>
-            <w:tcW w:type="dxa" w:w="2484"/>
-            <w:tcMar>
-              <w:top w:w="60" w:type="dxa"/>
-              <w:bottom w:w="60" w:type="dxa"/>
-              <w:left w:w="80" w:type="dxa"/>
-              <w:right w:w="80" w:type="dxa"/>
-            </w:tcMar>
-            <w:shd w:fill="F2F5F9"/>
+            <w:tcW w:type="dxa" w:w="2340"/>
           </w:tcPr>
           <w:p>
             <w:r>
               <w:rPr>
-                <w:sz w:val="17"/>
+                <w:rFonts w:ascii="Times New Roman" w:hAnsi="Times New Roman"/>
+                <w:sz w:val="19"/>
               </w:rPr>
-              <w:t>Declarations (No competing interests declared)</w:t>
+              <w:t>Declarations (No competing financial or non-financial interests declared)</w:t>
             </w:r>
           </w:p>
         </w:tc>
@@ -2648,7 +1994,7 @@
     </w:tbl>
     <w:sectPr>
       <w:pgSz w:w="12240" w:h="15840"/>
-      <w:pgMar w:top="1152" w:right="1152" w:bottom="1152" w:left="1152" w:header="720" w:footer="720" w:gutter="0"/>
+      <w:pgMar w:top="1440" w:right="1440" w:bottom="1440" w:left="1440" w:header="720" w:footer="720" w:gutter="0"/>
       <w:cols w:space="720"/>
       <w:docGrid w:linePitch="360"/>
     </w:sectPr>
